--- a/005-theme-park-creator/worksheets/week4-intermediate.docx
+++ b/005-theme-park-creator/worksheets/week4-intermediate.docx
@@ -28,7 +28,7 @@
         <w:t>Topic:</w:t>
       </w:r>
       <w:r>
-        <w:t xml:space="preserve"> Petting Zoo — Using Helper Functions · </w:t>
+        <w:t xml:space="preserve"> Petting Zoo — Helper Functions · </w:t>
       </w:r>
       <w:r>
         <w:rPr>
@@ -43,6 +43,15 @@
         <w:rPr>
           <w:b/>
         </w:rPr>
+        <w:t>Level:</w:t>
+      </w:r>
+      <w:r>
+        <w:t xml:space="preserve"> Intermediate · </w:t>
+      </w:r>
+      <w:r>
+        <w:rPr>
+          <w:b/>
+        </w:rPr>
         <w:t>Time:</w:t>
       </w:r>
       <w:r>
@@ -64,7 +73,7 @@
         <w:t>petting zoo</w:t>
       </w:r>
       <w:r>
-        <w:t xml:space="preserve"> — a fence around it, six cages inside, and a feeding area.</w:t>
+        <w:t xml:space="preserve"> — a fence around it, six cages inside, an animal in every cage, and somewhere to eat and drink.</w:t>
       </w:r>
     </w:p>
     <w:p>
@@ -73,27 +82,25 @@
         <w:keepLines/>
       </w:pPr>
       <w:r>
-        <w:t xml:space="preserve">The outer fence is a fence box. Every cage is a fence box too. Same job, different size. So </w:t>
+        <w:t xml:space="preserve">Every cage is the same job. So you write that job </w:t>
       </w:r>
       <w:r>
         <w:rPr>
           <w:b/>
         </w:rPr>
-        <w:t>one</w:t>
-      </w:r>
-      <w:r>
-        <w:t xml:space="preserve"> </w:t>
+        <w:t>once</w:t>
+      </w:r>
+      <w:r>
+        <w:t xml:space="preserve">, then </w:t>
       </w:r>
       <w:r>
         <w:rPr>
-          <w:rFonts w:ascii="Consolas" w:hAnsi="Consolas" w:cs="Consolas"/>
-          <w:sz w:val="21"/>
-          <w:shd w:val="clear" w:fill="EEEEEE"/>
+          <w:b/>
         </w:rPr>
-        <w:t>build_fence</w:t>
-      </w:r>
-      <w:r>
-        <w:t xml:space="preserve"> helper builds all seven.</w:t>
+        <w:t>call</w:t>
+      </w:r>
+      <w:r>
+        <w:t xml:space="preserve"> it for every animal.</w:t>
       </w:r>
     </w:p>
     <w:p>
@@ -102,7 +109,7 @@
         <w:keepLines/>
       </w:pPr>
       <w:r>
-        <w:t>These are the blocks you use this week:</w:t>
+        <w:t>These are the tools you use this week:</w:t>
       </w:r>
     </w:p>
     <w:p>
@@ -118,11 +125,18 @@
           <w:rFonts w:ascii="Consolas" w:hAnsi="Consolas" w:cs="Consolas"/>
           <w:sz w:val="21"/>
         </w:rPr>
-        <w:t>blocks.fill(OAK_FENCE, corner1, corner2, FillOperation.OUTLINE)</w:t>
+        <w:t>corner1 = pos(1, 0, 1)</w:t>
         <w:br/>
-        <w:t>blocks.place(OAK_FENCE_GATE, pos(9, 0, 0))</w:t>
+        <w:t>corner2 = pos(10, 0, 10)</w:t>
         <w:br/>
-        <w:t>mobs.spawn(CHICKEN, pos(3, 1, 3))</w:t>
+        <w:t>blocks.fill(OAK_FENCE, corner1, corner2, FillOperation.REPLACE)</w:t>
+        <w:br/>
+        <w:t>mobs.spawn(CHICKEN, pos(6, 0, 6))</w:t>
+        <w:br/>
+        <w:br/>
+        <w:t>for i in range(10):</w:t>
+        <w:br/>
+        <w:t xml:space="preserve">    mobs.spawn(CHICKEN, pos(6, 0, 6))</w:t>
       </w:r>
     </w:p>
     <w:p>
@@ -140,14 +154,31 @@
           <w:sz w:val="21"/>
           <w:shd w:val="clear" w:fill="EEEEEE"/>
         </w:rPr>
-        <w:t>FillOperation.OUTLINE</w:t>
+        <w:t>corner1</w:t>
       </w:r>
       <w:r>
         <w:rPr>
           <w:i/>
           <w:color w:val="444444"/>
         </w:rPr>
-        <w:t xml:space="preserve"> = the </w:t>
+        <w:t xml:space="preserve"> and </w:t>
+      </w:r>
+      <w:r>
+        <w:rPr>
+          <w:rFonts w:ascii="Consolas" w:hAnsi="Consolas" w:cs="Consolas"/>
+          <w:i/>
+          <w:color w:val="444444"/>
+          <w:sz w:val="21"/>
+          <w:shd w:val="clear" w:fill="EEEEEE"/>
+        </w:rPr>
+        <w:t>corner2</w:t>
+      </w:r>
+      <w:r>
+        <w:rPr>
+          <w:i/>
+          <w:color w:val="444444"/>
+        </w:rPr>
+        <w:t xml:space="preserve"> are the </w:t>
       </w:r>
       <w:r>
         <w:rPr>
@@ -155,14 +186,14 @@
           <w:i/>
           <w:color w:val="444444"/>
         </w:rPr>
-        <w:t>edge</w:t>
+        <w:t>two corners</w:t>
       </w:r>
       <w:r>
         <w:rPr>
           <w:i/>
           <w:color w:val="444444"/>
         </w:rPr>
-        <w:t xml:space="preserve"> of the box only — the ground inside is left alone.</w:t>
+        <w:t xml:space="preserve"> of the box you fill.</w:t>
       </w:r>
     </w:p>
     <w:p>
@@ -187,7 +218,7 @@
           <w:i/>
           <w:color w:val="444444"/>
         </w:rPr>
-        <w:t xml:space="preserve"> = the </w:t>
+        <w:t xml:space="preserve"> fills the </w:t>
       </w:r>
       <w:r>
         <w:rPr>
@@ -220,14 +251,31 @@
           <w:sz w:val="21"/>
           <w:shd w:val="clear" w:fill="EEEEEE"/>
         </w:rPr>
-        <w:t>blocks.place(block, pos(x, y, z))</w:t>
+        <w:t>AIR</w:t>
       </w:r>
       <w:r>
         <w:rPr>
           <w:i/>
           <w:color w:val="444444"/>
         </w:rPr>
-        <w:t xml:space="preserve"> puts </w:t>
+        <w:t xml:space="preserve"> is a block like any other — filling with </w:t>
+      </w:r>
+      <w:r>
+        <w:rPr>
+          <w:rFonts w:ascii="Consolas" w:hAnsi="Consolas" w:cs="Consolas"/>
+          <w:i/>
+          <w:color w:val="444444"/>
+          <w:sz w:val="21"/>
+          <w:shd w:val="clear" w:fill="EEEEEE"/>
+        </w:rPr>
+        <w:t>AIR</w:t>
+      </w:r>
+      <w:r>
+        <w:rPr>
+          <w:i/>
+          <w:color w:val="444444"/>
+        </w:rPr>
+        <w:t xml:space="preserve"> </w:t>
       </w:r>
       <w:r>
         <w:rPr>
@@ -235,29 +283,14 @@
           <w:i/>
           <w:color w:val="444444"/>
         </w:rPr>
-        <w:t>one</w:t>
+        <w:t>deletes</w:t>
       </w:r>
       <w:r>
         <w:rPr>
           <w:i/>
           <w:color w:val="444444"/>
         </w:rPr>
-        <w:t xml:space="preserve"> block in </w:t>
-      </w:r>
-      <w:r>
-        <w:rPr>
-          <w:b/>
-          <w:i/>
-          <w:color w:val="444444"/>
-        </w:rPr>
-        <w:t>one</w:t>
-      </w:r>
-      <w:r>
-        <w:rPr>
-          <w:i/>
-          <w:color w:val="444444"/>
-        </w:rPr>
-        <w:t xml:space="preserve"> spot.</w:t>
+        <w:t xml:space="preserve"> what was there.</w:t>
       </w:r>
     </w:p>
     <w:p>
@@ -319,6 +352,120 @@
       <w:pPr>
         <w:keepNext/>
         <w:keepLines/>
+        <w:spacing w:after="60"/>
+        <w:ind w:left="504"/>
+      </w:pPr>
+      <w:r>
+        <w:rPr>
+          <w:rFonts w:ascii="Consolas" w:hAnsi="Consolas" w:cs="Consolas"/>
+          <w:i/>
+          <w:color w:val="444444"/>
+          <w:sz w:val="21"/>
+          <w:shd w:val="clear" w:fill="EEEEEE"/>
+        </w:rPr>
+        <w:t>for i in range(10):</w:t>
+      </w:r>
+      <w:r>
+        <w:rPr>
+          <w:i/>
+          <w:color w:val="444444"/>
+        </w:rPr>
+        <w:t xml:space="preserve"> runs the line under it </w:t>
+      </w:r>
+      <w:r>
+        <w:rPr>
+          <w:b/>
+          <w:i/>
+          <w:color w:val="444444"/>
+        </w:rPr>
+        <w:t>10 times</w:t>
+      </w:r>
+      <w:r>
+        <w:rPr>
+          <w:i/>
+          <w:color w:val="444444"/>
+        </w:rPr>
+        <w:t>.</w:t>
+      </w:r>
+    </w:p>
+    <w:p>
+      <w:pPr>
+        <w:keepNext/>
+        <w:keepLines/>
+        <w:spacing w:after="60"/>
+        <w:ind w:left="504"/>
+      </w:pPr>
+      <w:r>
+        <w:rPr>
+          <w:rFonts w:ascii="Consolas" w:hAnsi="Consolas" w:cs="Consolas"/>
+          <w:i/>
+          <w:color w:val="444444"/>
+          <w:sz w:val="21"/>
+          <w:shd w:val="clear" w:fill="EEEEEE"/>
+        </w:rPr>
+        <w:t>OAK_FENCE</w:t>
+      </w:r>
+      <w:r>
+        <w:rPr>
+          <w:i/>
+          <w:color w:val="444444"/>
+        </w:rPr>
+        <w:t xml:space="preserve"> = the fence. </w:t>
+      </w:r>
+      <w:r>
+        <w:rPr>
+          <w:rFonts w:ascii="Consolas" w:hAnsi="Consolas" w:cs="Consolas"/>
+          <w:i/>
+          <w:color w:val="444444"/>
+          <w:sz w:val="21"/>
+          <w:shd w:val="clear" w:fill="EEEEEE"/>
+        </w:rPr>
+        <w:t>HAY_BLOCK</w:t>
+      </w:r>
+      <w:r>
+        <w:rPr>
+          <w:i/>
+          <w:color w:val="444444"/>
+        </w:rPr>
+        <w:t xml:space="preserve"> = the food. </w:t>
+      </w:r>
+      <w:r>
+        <w:rPr>
+          <w:rFonts w:ascii="Consolas" w:hAnsi="Consolas" w:cs="Consolas"/>
+          <w:i/>
+          <w:color w:val="444444"/>
+          <w:sz w:val="21"/>
+          <w:shd w:val="clear" w:fill="EEEEEE"/>
+        </w:rPr>
+        <w:t>WATER</w:t>
+      </w:r>
+      <w:r>
+        <w:rPr>
+          <w:i/>
+          <w:color w:val="444444"/>
+        </w:rPr>
+        <w:t xml:space="preserve"> = the drink.</w:t>
+      </w:r>
+    </w:p>
+    <w:p>
+      <w:pPr>
+        <w:keepNext/>
+        <w:keepLines/>
+      </w:pPr>
+      <w:r>
+        <w:t xml:space="preserve">These are the tools. </w:t>
+      </w:r>
+      <w:r>
+        <w:rPr>
+          <w:b/>
+        </w:rPr>
+        <w:t>Turning the numbers into parameters is your job.</w:t>
+      </w:r>
+    </w:p>
+    <w:p>
+      <w:pPr>
+        <w:keepNext/>
+        <w:keepLines/>
         <w:pageBreakBefore/>
         <w:spacing w:before="40" w:after="120"/>
       </w:pPr>
@@ -328,7 +475,7 @@
           <w:color w:val="1A4D2E"/>
           <w:sz w:val="30"/>
         </w:rPr>
-        <w:t>1 · How to Use a Helper Function 🧰</w:t>
+        <w:t>1 · Solid, Then Carve 🧱</w:t>
       </w:r>
     </w:p>
     <w:p>
@@ -337,64 +484,188 @@
         <w:keepLines/>
       </w:pPr>
       <w:r>
-        <w:t xml:space="preserve">A </w:t>
+        <w:t xml:space="preserve">There is no "hollow box" block. So you build a box in </w:t>
       </w:r>
       <w:r>
         <w:rPr>
           <w:b/>
         </w:rPr>
-        <w:t>helper function</w:t>
-      </w:r>
-      <w:r>
-        <w:t xml:space="preserve"> does one job. Other functions </w:t>
-      </w:r>
+        <w:t>two moves</w:t>
+      </w:r>
+      <w:r>
+        <w:t>:</w:t>
+      </w:r>
+    </w:p>
+    <w:p>
+      <w:pPr>
+        <w:spacing w:before="40" w:after="160"/>
+        <w:ind w:left="288"/>
+        <w:keepNext/>
+        <w:keepLines/>
+        <w:shd w:val="clear" w:fill="F4F4F4"/>
+      </w:pPr>
+      <w:r>
+        <w:rPr>
+          <w:rFonts w:ascii="Consolas" w:hAnsi="Consolas" w:cs="Consolas"/>
+          <w:sz w:val="21"/>
+        </w:rPr>
+        <w:t xml:space="preserve">   move 1 — fill it solid          move 2 — carve the middle out</w:t>
+        <w:br/>
+        <w:t xml:space="preserve">      1  2  3  4  5  6                1  2  3  4  5  6</w:t>
+        <w:br/>
+        <w:t xml:space="preserve">   6  ## ## ## ## ## ##            6  ## ## ## ## ## ##</w:t>
+        <w:br/>
+        <w:t xml:space="preserve">   5  ## ## ## ## ## ##            5  ## .  .  .  .  ##</w:t>
+        <w:br/>
+        <w:t xml:space="preserve">   4  ## ## ## ## ## ##     --&gt;    4  ## .  .  .  .  ##</w:t>
+        <w:br/>
+        <w:t xml:space="preserve">   3  ## ## ## ## ## ##            3  ## .  .  .  .  ##</w:t>
+        <w:br/>
+        <w:t xml:space="preserve">   2  ## ## ## ## ## ##            2  ## .  .  .  .  ##</w:t>
+        <w:br/>
+        <w:t xml:space="preserve">   1  ## ## ## ## ## ##            1  ## ## ## ## ## ##</w:t>
+        <w:br/>
+        <w:br/>
+        <w:t xml:space="preserve">      fill OAK_FENCE                  fill AIR, one block in</w:t>
+        <w:br/>
+        <w:t xml:space="preserve">      (1, 1) to (6, 6)                (2, 2) to (5, 5)</w:t>
+      </w:r>
+    </w:p>
+    <w:p>
+      <w:pPr>
+        <w:keepNext/>
+        <w:keepLines/>
+      </w:pPr>
       <w:r>
         <w:rPr>
           <w:b/>
         </w:rPr>
-        <w:t>call</w:t>
-      </w:r>
-      <w:r>
-        <w:t xml:space="preserve"> it instead of writing that job again.</w:t>
+        <w:t>Move 2 is one block inside move 1 on every side.</w:t>
+      </w:r>
+      <w:r>
+        <w:t xml:space="preserve"> The edge it leaves behind is your fence.</w:t>
       </w:r>
     </w:p>
     <w:p>
       <w:pPr>
         <w:keepNext/>
         <w:keepLines/>
-      </w:pPr>
-      <w:r>
-        <w:t>Four steps, every time:</w:t>
+        <w:pageBreakBefore/>
+        <w:spacing w:before="40" w:after="120"/>
+      </w:pPr>
+      <w:r>
+        <w:rPr>
+          <w:b/>
+          <w:color w:val="1A4D2E"/>
+          <w:sz w:val="30"/>
+        </w:rPr>
+        <w:t>2 · Functions 🧩</w:t>
       </w:r>
     </w:p>
     <w:p>
       <w:pPr>
         <w:keepNext/>
         <w:keepLines/>
-      </w:pPr>
+        <w:pageBreakBefore/>
+        <w:spacing w:before="40" w:after="120"/>
+      </w:pPr>
+      <w:r>
+        <w:rPr>
+          <w:b/>
+          <w:color w:val="1A4D2E"/>
+          <w:sz w:val="25"/>
+        </w:rPr>
+        <w:t>What a helper function is</w:t>
+      </w:r>
+    </w:p>
+    <w:p>
+      <w:pPr>
+        <w:keepNext/>
+        <w:keepLines/>
+      </w:pPr>
+      <w:r>
+        <w:t xml:space="preserve">|  | </w:t>
+      </w:r>
       <w:r>
         <w:rPr>
           <w:b/>
         </w:rPr>
-        <w:t>Step 1 — Find the job that repeats.</w:t>
-      </w:r>
-      <w:r>
-        <w:t xml:space="preserve"> The zoo fence is a fence box. Each cage is a fence box. That job runs seven times.</w:t>
-      </w:r>
-    </w:p>
-    <w:p>
-      <w:pPr>
-        <w:keepNext/>
-        <w:keepLines/>
-      </w:pPr>
+        <w:t>Regular function</w:t>
+      </w:r>
+      <w:r>
+        <w:t xml:space="preserve"> | </w:t>
+      </w:r>
       <w:r>
         <w:rPr>
           <w:b/>
         </w:rPr>
-        <w:t>Step 2 — Write the job once</w:t>
-      </w:r>
-      <w:r>
-        <w:t xml:space="preserve">, in its own function, with a name that says the job: </w:t>
+        <w:t>Helper function</w:t>
+      </w:r>
+      <w:r>
+        <w:t xml:space="preserve"> |</w:t>
+      </w:r>
+    </w:p>
+    <w:p>
+      <w:pPr>
+        <w:keepNext/>
+        <w:keepLines/>
+      </w:pPr>
+      <w:r>
+        <w:t>|---|---|---|</w:t>
+      </w:r>
+    </w:p>
+    <w:p>
+      <w:pPr>
+        <w:keepNext/>
+        <w:keepLines/>
+      </w:pPr>
+      <w:r>
+        <w:t xml:space="preserve">| Who calls it? | </w:t>
+      </w:r>
+      <w:r>
+        <w:rPr>
+          <w:b/>
+        </w:rPr>
+        <w:t>You</w:t>
+      </w:r>
+      <w:r>
+        <w:t xml:space="preserve"> do. You type it and run it. | </w:t>
+      </w:r>
+      <w:r>
+        <w:rPr>
+          <w:b/>
+        </w:rPr>
+        <w:t>Another function</w:t>
+      </w:r>
+      <w:r>
+        <w:t xml:space="preserve"> does. |</w:t>
+      </w:r>
+    </w:p>
+    <w:p>
+      <w:pPr>
+        <w:keepNext/>
+        <w:keepLines/>
+      </w:pPr>
+      <w:r>
+        <w:t xml:space="preserve">| How big is the job? | The whole thing. | </w:t>
+      </w:r>
+      <w:r>
+        <w:rPr>
+          <w:b/>
+        </w:rPr>
+        <w:t>One</w:t>
+      </w:r>
+      <w:r>
+        <w:t xml:space="preserve"> small job. |</w:t>
+      </w:r>
+    </w:p>
+    <w:p>
+      <w:pPr>
+        <w:keepNext/>
+        <w:keepLines/>
+      </w:pPr>
+      <w:r>
+        <w:t xml:space="preserve">| In your zoo | </w:t>
       </w:r>
       <w:r>
         <w:rPr>
@@ -402,10 +673,123 @@
           <w:sz w:val="21"/>
           <w:shd w:val="clear" w:fill="EEEEEE"/>
         </w:rPr>
-        <w:t>build_fence</w:t>
-      </w:r>
-      <w:r>
-        <w:t>.</w:t>
+        <w:t>build_zoo</w:t>
+      </w:r>
+      <w:r>
+        <w:t xml:space="preserve"> | </w:t>
+      </w:r>
+      <w:r>
+        <w:rPr>
+          <w:rFonts w:ascii="Consolas" w:hAnsi="Consolas" w:cs="Consolas"/>
+          <w:sz w:val="21"/>
+          <w:shd w:val="clear" w:fill="EEEEEE"/>
+        </w:rPr>
+        <w:t>fence</w:t>
+      </w:r>
+      <w:r>
+        <w:t xml:space="preserve"> · </w:t>
+      </w:r>
+      <w:r>
+        <w:rPr>
+          <w:rFonts w:ascii="Consolas" w:hAnsi="Consolas" w:cs="Consolas"/>
+          <w:sz w:val="21"/>
+          <w:shd w:val="clear" w:fill="EEEEEE"/>
+        </w:rPr>
+        <w:t>feed_area</w:t>
+      </w:r>
+      <w:r>
+        <w:t xml:space="preserve"> |</w:t>
+      </w:r>
+    </w:p>
+    <w:p>
+      <w:pPr>
+        <w:keepNext/>
+        <w:keepLines/>
+      </w:pPr>
+      <w:r>
+        <w:t xml:space="preserve">| Written differently? | No — same </w:t>
+      </w:r>
+      <w:r>
+        <w:rPr>
+          <w:rFonts w:ascii="Consolas" w:hAnsi="Consolas" w:cs="Consolas"/>
+          <w:sz w:val="21"/>
+          <w:shd w:val="clear" w:fill="EEEEEE"/>
+        </w:rPr>
+        <w:t>def</w:t>
+      </w:r>
+      <w:r>
+        <w:t xml:space="preserve">. | No — same </w:t>
+      </w:r>
+      <w:r>
+        <w:rPr>
+          <w:rFonts w:ascii="Consolas" w:hAnsi="Consolas" w:cs="Consolas"/>
+          <w:sz w:val="21"/>
+          <w:shd w:val="clear" w:fill="EEEEEE"/>
+        </w:rPr>
+        <w:t>def</w:t>
+      </w:r>
+      <w:r>
+        <w:t>. |</w:t>
+      </w:r>
+    </w:p>
+    <w:p>
+      <w:pPr>
+        <w:keepNext/>
+        <w:keepLines/>
+        <w:spacing w:after="60"/>
+        <w:ind w:left="504"/>
+      </w:pPr>
+      <w:r>
+        <w:rPr>
+          <w:i/>
+          <w:color w:val="444444"/>
+        </w:rPr>
+        <w:t xml:space="preserve">⚠️ There is </w:t>
+      </w:r>
+      <w:r>
+        <w:rPr>
+          <w:b/>
+          <w:i/>
+          <w:color w:val="444444"/>
+        </w:rPr>
+        <w:t>no special keyword</w:t>
+      </w:r>
+      <w:r>
+        <w:rPr>
+          <w:i/>
+          <w:color w:val="444444"/>
+        </w:rPr>
+        <w:t xml:space="preserve"> for a helper. A helper is just a function that </w:t>
+      </w:r>
+      <w:r>
+        <w:rPr>
+          <w:b/>
+          <w:i/>
+          <w:color w:val="444444"/>
+        </w:rPr>
+        <w:t>other functions use</w:t>
+      </w:r>
+      <w:r>
+        <w:rPr>
+          <w:i/>
+          <w:color w:val="444444"/>
+        </w:rPr>
+        <w:t xml:space="preserve">. The word describes its </w:t>
+      </w:r>
+      <w:r>
+        <w:rPr>
+          <w:b/>
+          <w:i/>
+          <w:color w:val="444444"/>
+        </w:rPr>
+        <w:t>job</w:t>
+      </w:r>
+      <w:r>
+        <w:rPr>
+          <w:i/>
+          <w:color w:val="444444"/>
+        </w:rPr>
+        <w:t>, not its code.</w:t>
       </w:r>
     </w:p>
     <w:p>
@@ -417,34 +801,84 @@
         <w:rPr>
           <w:b/>
         </w:rPr>
-        <w:t>Step 3 — Put the changing parts in the brackets.</w:t>
-      </w:r>
-      <w:r>
-        <w:t xml:space="preserve"> The material changes. The spot and the size change. Those become </w:t>
+        <w:t>How to tell them apart:</w:t>
+      </w:r>
+      <w:r>
+        <w:t xml:space="preserve"> look at who calls it. If you type it yourself, it's the regular one. If only other functions type it, it's a helper.</w:t>
+      </w:r>
+    </w:p>
+    <w:p>
+      <w:pPr>
+        <w:keepNext/>
+        <w:keepLines/>
+        <w:pageBreakBefore/>
+        <w:spacing w:before="40" w:after="120"/>
+      </w:pPr>
+      <w:r>
+        <w:rPr>
+          <w:b/>
+          <w:color w:val="1A4D2E"/>
+          <w:sz w:val="25"/>
+        </w:rPr>
+        <w:t>Functions inside functions 🪆</w:t>
+      </w:r>
+    </w:p>
+    <w:p>
+      <w:pPr>
+        <w:keepNext/>
+        <w:keepLines/>
+      </w:pPr>
+      <w:r>
+        <w:t xml:space="preserve">A function can </w:t>
       </w:r>
       <w:r>
         <w:rPr>
           <w:b/>
         </w:rPr>
-        <w:t>parameters</w:t>
-      </w:r>
-      <w:r>
-        <w:t>.</w:t>
-      </w:r>
-    </w:p>
-    <w:p>
-      <w:pPr>
-        <w:keepNext/>
-        <w:keepLines/>
-      </w:pPr>
+        <w:t>call</w:t>
+      </w:r>
+      <w:r>
+        <w:t xml:space="preserve"> another function. When it does, it </w:t>
+      </w:r>
       <w:r>
         <w:rPr>
           <w:b/>
         </w:rPr>
-        <w:t>Step 4 — Call it</w:t>
-      </w:r>
-      <w:r>
-        <w:t xml:space="preserve"> from wherever you need that job, with different arguments each time.</w:t>
+        <w:t>stops and waits</w:t>
+      </w:r>
+      <w:r>
+        <w:t xml:space="preserve"> — the second function runs all the way to the end, then the first one carries on from where it stopped.</w:t>
+      </w:r>
+    </w:p>
+    <w:p>
+      <w:pPr>
+        <w:keepNext/>
+        <w:keepLines/>
+      </w:pPr>
+      <w:r>
+        <w:t xml:space="preserve">Follow the arrows. </w:t>
+      </w:r>
+      <w:r>
+        <w:rPr>
+          <w:rFonts w:ascii="Consolas" w:hAnsi="Consolas" w:cs="Consolas"/>
+          <w:sz w:val="21"/>
+          <w:shd w:val="clear" w:fill="EEEEEE"/>
+        </w:rPr>
+        <w:t>--&gt;</w:t>
+      </w:r>
+      <w:r>
+        <w:t xml:space="preserve"> means *go into*. </w:t>
+      </w:r>
+      <w:r>
+        <w:rPr>
+          <w:rFonts w:ascii="Consolas" w:hAnsi="Consolas" w:cs="Consolas"/>
+          <w:sz w:val="21"/>
+          <w:shd w:val="clear" w:fill="EEEEEE"/>
+        </w:rPr>
+        <w:t>&lt;--</w:t>
+      </w:r>
+      <w:r>
+        <w:t xml:space="preserve"> means *finished, come back*.</w:t>
       </w:r>
     </w:p>
     <w:p>
@@ -460,23 +894,47 @@
           <w:rFonts w:ascii="Consolas" w:hAnsi="Consolas" w:cs="Consolas"/>
           <w:sz w:val="21"/>
         </w:rPr>
-        <w:t xml:space="preserve">   build_zoo()</w:t>
+        <w:t xml:space="preserve">   YOU TYPE:  build_zoo(2, 2, 12, 12)</w:t>
         <w:br/>
-        <w:t xml:space="preserve">        │</w:t>
+        <w:t xml:space="preserve">        |</w:t>
         <w:br/>
-        <w:t xml:space="preserve">        ├─▶ build_fence(...)              ← the outer fence</w:t>
+        <w:t xml:space="preserve">        |  line 1 --&gt; fence(OAK_FENCE, 2, 2, 12, 12)</w:t>
         <w:br/>
-        <w:t xml:space="preserve">        │</w:t>
+        <w:t xml:space="preserve">        |                  |-- fills the outer box</w:t>
         <w:br/>
-        <w:t xml:space="preserve">        ├─▶ build_cage(CHICKEN, 2, 2)</w:t>
+        <w:t xml:space="preserve">        |             &lt;-- finished. back to build_zoo.</w:t>
         <w:br/>
-        <w:t xml:space="preserve">        │        ├─▶ build_fence(...)     ← the SAME helper, smaller</w:t>
+        <w:t xml:space="preserve">        |</w:t>
         <w:br/>
-        <w:t xml:space="preserve">        │        └─▶ spawn CHICKEN</w:t>
+        <w:t xml:space="preserve">        |  line 2 --&gt; build_cage(CHICKEN, 1, 1, 10, 10)</w:t>
         <w:br/>
-        <w:t xml:space="preserve">        │</w:t>
+        <w:t xml:space="preserve">        |                  |</w:t>
         <w:br/>
-        <w:t xml:space="preserve">        └─▶ build_feeding_area(14, 4)</w:t>
+        <w:t xml:space="preserve">        |                  |--&gt; fence(OAK_FENCE, 1, 1, 10, 10)</w:t>
+        <w:br/>
+        <w:t xml:space="preserve">        |                  |         |-- the SAME helper, smaller</w:t>
+        <w:br/>
+        <w:t xml:space="preserve">        |                  |    &lt;-- finished. back to build_cage.</w:t>
+        <w:br/>
+        <w:t xml:space="preserve">        |                  |</w:t>
+        <w:br/>
+        <w:t xml:space="preserve">        |                  |-- spawn the chicken</w:t>
+        <w:br/>
+        <w:t xml:space="preserve">        |                  |</w:t>
+        <w:br/>
+        <w:t xml:space="preserve">        |                  |--&gt; feed_area(1, 1)</w:t>
+        <w:br/>
+        <w:t xml:space="preserve">        |                  |    &lt;-- finished. back to build_cage.</w:t>
+        <w:br/>
+        <w:t xml:space="preserve">        |             &lt;-- finished. back to build_zoo.</w:t>
+        <w:br/>
+        <w:t xml:space="preserve">        |</w:t>
+        <w:br/>
+        <w:t xml:space="preserve">        |  line 3 --&gt; build_cage(COW, 13, 1, 22, 10)</w:t>
+        <w:br/>
+        <w:t xml:space="preserve">        |             &lt;-- ... and so on</w:t>
+        <w:br/>
+        <w:t xml:space="preserve">        v</w:t>
       </w:r>
     </w:p>
     <w:p>
@@ -485,7 +943,547 @@
         <w:keepLines/>
       </w:pPr>
       <w:r>
-        <w:t>Here is the helper. It builds one fence box, anywhere, any size:</w:t>
+        <w:rPr>
+          <w:b/>
+        </w:rPr>
+        <w:t>The rule: nothing is skipped.</w:t>
+      </w:r>
+      <w:r>
+        <w:t xml:space="preserve"> </w:t>
+      </w:r>
+      <w:r>
+        <w:rPr>
+          <w:rFonts w:ascii="Consolas" w:hAnsi="Consolas" w:cs="Consolas"/>
+          <w:sz w:val="21"/>
+          <w:shd w:val="clear" w:fill="EEEEEE"/>
+        </w:rPr>
+        <w:t>build_zoo</w:t>
+      </w:r>
+      <w:r>
+        <w:t xml:space="preserve"> cannot get to its next line until the function it called has completely finished.</w:t>
+      </w:r>
+    </w:p>
+    <w:p>
+      <w:pPr>
+        <w:keepNext/>
+        <w:keepLines/>
+      </w:pPr>
+      <w:r>
+        <w:rPr>
+          <w:b/>
+        </w:rPr>
+        <w:t>Work it out step by step:</w:t>
+      </w:r>
+    </w:p>
+    <w:p>
+      <w:pPr>
+        <w:keepNext/>
+        <w:keepLines/>
+      </w:pPr>
+      <w:r>
+        <w:rPr>
+          <w:b/>
+        </w:rPr>
+        <w:t>Step 1.</w:t>
+      </w:r>
+      <w:r>
+        <w:t xml:space="preserve"> You type </w:t>
+      </w:r>
+      <w:r>
+        <w:rPr>
+          <w:rFonts w:ascii="Consolas" w:hAnsi="Consolas" w:cs="Consolas"/>
+          <w:sz w:val="21"/>
+          <w:shd w:val="clear" w:fill="EEEEEE"/>
+        </w:rPr>
+        <w:t>build_zoo(2, 2, 12, 12)</w:t>
+      </w:r>
+      <w:r>
+        <w:t>. Only that.</w:t>
+      </w:r>
+    </w:p>
+    <w:p>
+      <w:pPr>
+        <w:keepNext/>
+        <w:keepLines/>
+      </w:pPr>
+      <w:r>
+        <w:rPr>
+          <w:b/>
+        </w:rPr>
+        <w:t>Step 2.</w:t>
+      </w:r>
+      <w:r>
+        <w:t xml:space="preserve"> </w:t>
+      </w:r>
+      <w:r>
+        <w:rPr>
+          <w:rFonts w:ascii="Consolas" w:hAnsi="Consolas" w:cs="Consolas"/>
+          <w:sz w:val="21"/>
+          <w:shd w:val="clear" w:fill="EEEEEE"/>
+        </w:rPr>
+        <w:t>build_zoo</w:t>
+      </w:r>
+      <w:r>
+        <w:t xml:space="preserve"> runs line 1 → calls </w:t>
+      </w:r>
+      <w:r>
+        <w:rPr>
+          <w:rFonts w:ascii="Consolas" w:hAnsi="Consolas" w:cs="Consolas"/>
+          <w:sz w:val="21"/>
+          <w:shd w:val="clear" w:fill="EEEEEE"/>
+        </w:rPr>
+        <w:t>fence</w:t>
+      </w:r>
+      <w:r>
+        <w:t xml:space="preserve">. </w:t>
+      </w:r>
+      <w:r>
+        <w:rPr>
+          <w:rFonts w:ascii="Consolas" w:hAnsi="Consolas" w:cs="Consolas"/>
+          <w:sz w:val="21"/>
+          <w:shd w:val="clear" w:fill="EEEEEE"/>
+        </w:rPr>
+        <w:t>build_zoo</w:t>
+      </w:r>
+      <w:r>
+        <w:t xml:space="preserve"> </w:t>
+      </w:r>
+      <w:r>
+        <w:rPr>
+          <w:b/>
+        </w:rPr>
+        <w:t>stops and waits</w:t>
+      </w:r>
+      <w:r>
+        <w:t>.</w:t>
+      </w:r>
+    </w:p>
+    <w:p>
+      <w:pPr>
+        <w:keepNext/>
+        <w:keepLines/>
+      </w:pPr>
+      <w:r>
+        <w:rPr>
+          <w:b/>
+        </w:rPr>
+        <w:t>Step 3.</w:t>
+      </w:r>
+      <w:r>
+        <w:t xml:space="preserve"> </w:t>
+      </w:r>
+      <w:r>
+        <w:rPr>
+          <w:rFonts w:ascii="Consolas" w:hAnsi="Consolas" w:cs="Consolas"/>
+          <w:sz w:val="21"/>
+          <w:shd w:val="clear" w:fill="EEEEEE"/>
+        </w:rPr>
+        <w:t>fence</w:t>
+      </w:r>
+      <w:r>
+        <w:t xml:space="preserve"> builds the outer box, ends, and hands control </w:t>
+      </w:r>
+      <w:r>
+        <w:rPr>
+          <w:b/>
+        </w:rPr>
+        <w:t>back</w:t>
+      </w:r>
+      <w:r>
+        <w:t>.</w:t>
+      </w:r>
+    </w:p>
+    <w:p>
+      <w:pPr>
+        <w:keepNext/>
+        <w:keepLines/>
+      </w:pPr>
+      <w:r>
+        <w:rPr>
+          <w:b/>
+        </w:rPr>
+        <w:t>Step 4.</w:t>
+      </w:r>
+      <w:r>
+        <w:t xml:space="preserve"> </w:t>
+      </w:r>
+      <w:r>
+        <w:rPr>
+          <w:rFonts w:ascii="Consolas" w:hAnsi="Consolas" w:cs="Consolas"/>
+          <w:sz w:val="21"/>
+          <w:shd w:val="clear" w:fill="EEEEEE"/>
+        </w:rPr>
+        <w:t>build_zoo</w:t>
+      </w:r>
+      <w:r>
+        <w:t xml:space="preserve"> runs line 2 → calls </w:t>
+      </w:r>
+      <w:r>
+        <w:rPr>
+          <w:rFonts w:ascii="Consolas" w:hAnsi="Consolas" w:cs="Consolas"/>
+          <w:sz w:val="21"/>
+          <w:shd w:val="clear" w:fill="EEEEEE"/>
+        </w:rPr>
+        <w:t>build_cage</w:t>
+      </w:r>
+      <w:r>
+        <w:t xml:space="preserve">. </w:t>
+      </w:r>
+      <w:r>
+        <w:rPr>
+          <w:rFonts w:ascii="Consolas" w:hAnsi="Consolas" w:cs="Consolas"/>
+          <w:sz w:val="21"/>
+          <w:shd w:val="clear" w:fill="EEEEEE"/>
+        </w:rPr>
+        <w:t>build_zoo</w:t>
+      </w:r>
+      <w:r>
+        <w:t xml:space="preserve"> </w:t>
+      </w:r>
+      <w:r>
+        <w:rPr>
+          <w:b/>
+        </w:rPr>
+        <w:t>stops again</w:t>
+      </w:r>
+      <w:r>
+        <w:t>.</w:t>
+      </w:r>
+    </w:p>
+    <w:p>
+      <w:pPr>
+        <w:keepNext/>
+        <w:keepLines/>
+      </w:pPr>
+      <w:r>
+        <w:rPr>
+          <w:b/>
+        </w:rPr>
+        <w:t>Step 5.</w:t>
+      </w:r>
+      <w:r>
+        <w:t xml:space="preserve"> </w:t>
+      </w:r>
+      <w:r>
+        <w:rPr>
+          <w:rFonts w:ascii="Consolas" w:hAnsi="Consolas" w:cs="Consolas"/>
+          <w:sz w:val="21"/>
+          <w:shd w:val="clear" w:fill="EEEEEE"/>
+        </w:rPr>
+        <w:t>build_cage</w:t>
+      </w:r>
+      <w:r>
+        <w:t xml:space="preserve"> runs — and *it* calls </w:t>
+      </w:r>
+      <w:r>
+        <w:rPr>
+          <w:rFonts w:ascii="Consolas" w:hAnsi="Consolas" w:cs="Consolas"/>
+          <w:sz w:val="21"/>
+          <w:shd w:val="clear" w:fill="EEEEEE"/>
+        </w:rPr>
+        <w:t>fence</w:t>
+      </w:r>
+      <w:r>
+        <w:t xml:space="preserve">. Now </w:t>
+      </w:r>
+      <w:r>
+        <w:rPr>
+          <w:b/>
+        </w:rPr>
+        <w:t>two</w:t>
+      </w:r>
+      <w:r>
+        <w:t xml:space="preserve"> functions are waiting: </w:t>
+      </w:r>
+      <w:r>
+        <w:rPr>
+          <w:rFonts w:ascii="Consolas" w:hAnsi="Consolas" w:cs="Consolas"/>
+          <w:sz w:val="21"/>
+          <w:shd w:val="clear" w:fill="EEEEEE"/>
+        </w:rPr>
+        <w:t>build_zoo</w:t>
+      </w:r>
+      <w:r>
+        <w:t xml:space="preserve"> and </w:t>
+      </w:r>
+      <w:r>
+        <w:rPr>
+          <w:rFonts w:ascii="Consolas" w:hAnsi="Consolas" w:cs="Consolas"/>
+          <w:sz w:val="21"/>
+          <w:shd w:val="clear" w:fill="EEEEEE"/>
+        </w:rPr>
+        <w:t>build_cage</w:t>
+      </w:r>
+      <w:r>
+        <w:t>.</w:t>
+      </w:r>
+    </w:p>
+    <w:p>
+      <w:pPr>
+        <w:keepNext/>
+        <w:keepLines/>
+      </w:pPr>
+      <w:r>
+        <w:rPr>
+          <w:b/>
+        </w:rPr>
+        <w:t>Step 6.</w:t>
+      </w:r>
+      <w:r>
+        <w:t xml:space="preserve"> </w:t>
+      </w:r>
+      <w:r>
+        <w:rPr>
+          <w:rFonts w:ascii="Consolas" w:hAnsi="Consolas" w:cs="Consolas"/>
+          <w:sz w:val="21"/>
+          <w:shd w:val="clear" w:fill="EEEEEE"/>
+        </w:rPr>
+        <w:t>fence</w:t>
+      </w:r>
+      <w:r>
+        <w:t xml:space="preserve"> ends → back to </w:t>
+      </w:r>
+      <w:r>
+        <w:rPr>
+          <w:rFonts w:ascii="Consolas" w:hAnsi="Consolas" w:cs="Consolas"/>
+          <w:sz w:val="21"/>
+          <w:shd w:val="clear" w:fill="EEEEEE"/>
+        </w:rPr>
+        <w:t>build_cage</w:t>
+      </w:r>
+      <w:r>
+        <w:t xml:space="preserve"> → it spawns, then calls </w:t>
+      </w:r>
+      <w:r>
+        <w:rPr>
+          <w:rFonts w:ascii="Consolas" w:hAnsi="Consolas" w:cs="Consolas"/>
+          <w:sz w:val="21"/>
+          <w:shd w:val="clear" w:fill="EEEEEE"/>
+        </w:rPr>
+        <w:t>feed_area</w:t>
+      </w:r>
+      <w:r>
+        <w:t>.</w:t>
+      </w:r>
+    </w:p>
+    <w:p>
+      <w:pPr>
+        <w:keepNext/>
+        <w:keepLines/>
+      </w:pPr>
+      <w:r>
+        <w:rPr>
+          <w:b/>
+        </w:rPr>
+        <w:t>Step 7.</w:t>
+      </w:r>
+      <w:r>
+        <w:t xml:space="preserve"> </w:t>
+      </w:r>
+      <w:r>
+        <w:rPr>
+          <w:rFonts w:ascii="Consolas" w:hAnsi="Consolas" w:cs="Consolas"/>
+          <w:sz w:val="21"/>
+          <w:shd w:val="clear" w:fill="EEEEEE"/>
+        </w:rPr>
+        <w:t>feed_area</w:t>
+      </w:r>
+      <w:r>
+        <w:t xml:space="preserve"> ends → back to </w:t>
+      </w:r>
+      <w:r>
+        <w:rPr>
+          <w:rFonts w:ascii="Consolas" w:hAnsi="Consolas" w:cs="Consolas"/>
+          <w:sz w:val="21"/>
+          <w:shd w:val="clear" w:fill="EEEEEE"/>
+        </w:rPr>
+        <w:t>build_cage</w:t>
+      </w:r>
+      <w:r>
+        <w:t xml:space="preserve"> → </w:t>
+      </w:r>
+      <w:r>
+        <w:rPr>
+          <w:rFonts w:ascii="Consolas" w:hAnsi="Consolas" w:cs="Consolas"/>
+          <w:sz w:val="21"/>
+          <w:shd w:val="clear" w:fill="EEEEEE"/>
+        </w:rPr>
+        <w:t>build_cage</w:t>
+      </w:r>
+      <w:r>
+        <w:t xml:space="preserve"> ends → back to </w:t>
+      </w:r>
+      <w:r>
+        <w:rPr>
+          <w:rFonts w:ascii="Consolas" w:hAnsi="Consolas" w:cs="Consolas"/>
+          <w:sz w:val="21"/>
+          <w:shd w:val="clear" w:fill="EEEEEE"/>
+        </w:rPr>
+        <w:t>build_zoo</w:t>
+      </w:r>
+      <w:r>
+        <w:t>.</w:t>
+      </w:r>
+    </w:p>
+    <w:p>
+      <w:pPr>
+        <w:keepNext/>
+        <w:keepLines/>
+      </w:pPr>
+      <w:r>
+        <w:rPr>
+          <w:b/>
+        </w:rPr>
+        <w:t>Step 8.</w:t>
+      </w:r>
+      <w:r>
+        <w:t xml:space="preserve"> </w:t>
+      </w:r>
+      <w:r>
+        <w:rPr>
+          <w:rFonts w:ascii="Consolas" w:hAnsi="Consolas" w:cs="Consolas"/>
+          <w:sz w:val="21"/>
+          <w:shd w:val="clear" w:fill="EEEEEE"/>
+        </w:rPr>
+        <w:t>build_zoo</w:t>
+      </w:r>
+      <w:r>
+        <w:t xml:space="preserve"> finally runs line 3. Repeat until all six cages exist.</w:t>
+      </w:r>
+    </w:p>
+    <w:p>
+      <w:pPr>
+        <w:keepNext/>
+        <w:keepLines/>
+      </w:pPr>
+      <w:r>
+        <w:rPr>
+          <w:b/>
+        </w:rPr>
+        <w:t>So `fence` runs seven times in total — once for the zoo, once per cage — but you only ever wrote it once.</w:t>
+      </w:r>
+    </w:p>
+    <w:p>
+      <w:pPr>
+        <w:keepNext/>
+        <w:keepLines/>
+        <w:pageBreakBefore/>
+        <w:spacing w:before="40" w:after="120"/>
+      </w:pPr>
+      <w:r>
+        <w:rPr>
+          <w:b/>
+          <w:color w:val="1A4D2E"/>
+          <w:sz w:val="25"/>
+        </w:rPr>
+        <w:t>How to write a helper 🧰</w:t>
+      </w:r>
+    </w:p>
+    <w:p>
+      <w:pPr>
+        <w:keepNext/>
+        <w:keepLines/>
+      </w:pPr>
+      <w:r>
+        <w:t>Four steps, every time:</w:t>
+      </w:r>
+    </w:p>
+    <w:p>
+      <w:pPr>
+        <w:keepNext/>
+        <w:keepLines/>
+      </w:pPr>
+      <w:r>
+        <w:rPr>
+          <w:b/>
+        </w:rPr>
+        <w:t>Step 1 — Find the job that repeats.</w:t>
+      </w:r>
+      <w:r>
+        <w:t xml:space="preserve"> The zoo fence is a box. Every cage is a box. That job runs seven times.</w:t>
+      </w:r>
+    </w:p>
+    <w:p>
+      <w:pPr>
+        <w:keepNext/>
+        <w:keepLines/>
+      </w:pPr>
+      <w:r>
+        <w:rPr>
+          <w:b/>
+        </w:rPr>
+        <w:t>Step 2 — Write the job once.</w:t>
+      </w:r>
+      <w:r>
+        <w:t xml:space="preserve"> Give it a name that says the job.</w:t>
+      </w:r>
+    </w:p>
+    <w:p>
+      <w:pPr>
+        <w:keepNext/>
+        <w:keepLines/>
+      </w:pPr>
+      <w:r>
+        <w:rPr>
+          <w:b/>
+        </w:rPr>
+        <w:t>Step 3 — Put the changing parts in the brackets.</w:t>
+      </w:r>
+      <w:r>
+        <w:t xml:space="preserve"> Those become </w:t>
+      </w:r>
+      <w:r>
+        <w:rPr>
+          <w:b/>
+        </w:rPr>
+        <w:t>parameters</w:t>
+      </w:r>
+      <w:r>
+        <w:t>.</w:t>
+      </w:r>
+    </w:p>
+    <w:p>
+      <w:pPr>
+        <w:keepNext/>
+        <w:keepLines/>
+      </w:pPr>
+      <w:r>
+        <w:rPr>
+          <w:b/>
+        </w:rPr>
+        <w:t>Step 4 — Call it</w:t>
+      </w:r>
+      <w:r>
+        <w:t>, with different arguments each time.</w:t>
+      </w:r>
+    </w:p>
+    <w:p>
+      <w:pPr>
+        <w:keepNext/>
+        <w:keepLines/>
+      </w:pPr>
+      <w:r>
+        <w:t xml:space="preserve">Here is the </w:t>
+      </w:r>
+      <w:r>
+        <w:rPr>
+          <w:b/>
+        </w:rPr>
+        <w:t>plan</w:t>
+      </w:r>
+      <w:r>
+        <w:t xml:space="preserve"> for </w:t>
+      </w:r>
+      <w:r>
+        <w:rPr>
+          <w:rFonts w:ascii="Consolas" w:hAnsi="Consolas" w:cs="Consolas"/>
+          <w:sz w:val="21"/>
+          <w:shd w:val="clear" w:fill="EEEEEE"/>
+        </w:rPr>
+        <w:t>build_cage</w:t>
+      </w:r>
+      <w:r>
+        <w:t>. The code is yours to write — this is only the order of the jobs:</w:t>
       </w:r>
     </w:p>
     <w:p>
@@ -501,13 +1499,60 @@
           <w:rFonts w:ascii="Consolas" w:hAnsi="Consolas" w:cs="Consolas"/>
           <w:sz w:val="21"/>
         </w:rPr>
-        <w:t>def build_fence(fence, x, z, size):</w:t>
+        <w:t>def build_cage(animal, x, z, x2, z2):</w:t>
         <w:br/>
-        <w:t xml:space="preserve">    corner1 = pos(x, 0, z)</w:t>
+        <w:t xml:space="preserve">    # 1. fill a solid box of fence, corner to corner</w:t>
         <w:br/>
-        <w:t xml:space="preserve">    corner2 = pos(x + size, 0, z + size)</w:t>
+        <w:t xml:space="preserve">    # 2. carve the middle back to AIR, one block in</w:t>
         <w:br/>
-        <w:t xml:space="preserve">    blocks.fill(fence, corner1, corner2, FillOperation.OUTLINE)</w:t>
+        <w:t xml:space="preserve">    # 3. put the animal inside</w:t>
+        <w:br/>
+        <w:t xml:space="preserve">    # 4. add the feeding area</w:t>
+      </w:r>
+    </w:p>
+    <w:p>
+      <w:pPr>
+        <w:keepNext/>
+        <w:keepLines/>
+        <w:pageBreakBefore/>
+        <w:spacing w:before="40" w:after="120"/>
+      </w:pPr>
+      <w:r>
+        <w:rPr>
+          <w:b/>
+          <w:color w:val="1A4D2E"/>
+          <w:sz w:val="30"/>
+        </w:rPr>
+        <w:t>3 · Predict 🔮</w:t>
+      </w:r>
+    </w:p>
+    <w:p>
+      <w:pPr>
+        <w:keepNext/>
+        <w:keepLines/>
+      </w:pPr>
+      <w:r>
+        <w:t>Read each one. Write what you think happens.</w:t>
+      </w:r>
+    </w:p>
+    <w:p>
+      <w:pPr>
+        <w:spacing w:before="40" w:after="160"/>
+        <w:ind w:left="288"/>
+        <w:keepNext/>
+        <w:keepLines/>
+        <w:shd w:val="clear" w:fill="F4F4F4"/>
+      </w:pPr>
+      <w:r>
+        <w:rPr>
+          <w:rFonts w:ascii="Consolas" w:hAnsi="Consolas" w:cs="Consolas"/>
+          <w:sz w:val="21"/>
+        </w:rPr>
+        <w:t>blocks.fill(OAK_FENCE, pos(1, 0, 1), pos(10, 0, 10),</w:t>
+        <w:br/>
+        <w:t xml:space="preserve">    FillOperation.REPLACE)</w:t>
+        <w:br/>
+        <w:t>blocks.fill(AIR, pos(2, 0, 2), pos(9, 0, 9), FillOperation.REPLACE)</w:t>
       </w:r>
     </w:p>
     <w:p>
@@ -519,7 +1564,7 @@
         <w:rPr>
           <w:b/>
         </w:rPr>
-        <w:t>The zoo fence and the cage fences are all built by this one helper. What has to be different each time it is called?</w:t>
+        <w:t>What is left on the ground, and how thick is it? Why those corner numbers?</w:t>
       </w:r>
     </w:p>
     <w:p>
@@ -576,31 +1621,6 @@
     </w:p>
     <w:p>
       <w:pPr>
-        <w:keepNext/>
-        <w:keepLines/>
-        <w:pageBreakBefore/>
-        <w:spacing w:before="40" w:after="120"/>
-      </w:pPr>
-      <w:r>
-        <w:rPr>
-          <w:b/>
-          <w:color w:val="1A4D2E"/>
-          <w:sz w:val="30"/>
-        </w:rPr>
-        <w:t>2 · Predict 🔮</w:t>
-      </w:r>
-    </w:p>
-    <w:p>
-      <w:pPr>
-        <w:keepNext/>
-        <w:keepLines/>
-      </w:pPr>
-      <w:r>
-        <w:t>Read each function. Write what you think happens.</w:t>
-      </w:r>
-    </w:p>
-    <w:p>
-      <w:pPr>
         <w:spacing w:before="40" w:after="160"/>
         <w:ind w:left="288"/>
         <w:keepNext/>
@@ -612,14 +1632,9 @@
           <w:rFonts w:ascii="Consolas" w:hAnsi="Consolas" w:cs="Consolas"/>
           <w:sz w:val="21"/>
         </w:rPr>
-        <w:t>def build_cage(animal, x, z):</w:t>
+        <w:t>fence(OAK_FENCE, 1, 1, 10, 10)</w:t>
         <w:br/>
-        <w:t xml:space="preserve">    build_fence(OAK_FENCE, x, z, 2)</w:t>
-        <w:br/>
-        <w:t xml:space="preserve">    mobs.spawn(animal, pos(x + 1, 1, z + 1))</w:t>
-        <w:br/>
-        <w:br/>
-        <w:t>build_cage(SHEEP, 6, 2)</w:t>
+        <w:t>fence(OAK_FENCE, 13, 1, 22, 10)</w:t>
       </w:r>
     </w:p>
     <w:p>
@@ -631,7 +1646,7 @@
         <w:rPr>
           <w:b/>
         </w:rPr>
-        <w:t>Which values reach `build_fence`? Where does the sheep appear, and why is it `x + 1` and not `x`?</w:t>
+        <w:t>One helper, two calls. What is different about the two boxes, and what is the same?</w:t>
       </w:r>
     </w:p>
     <w:p>
@@ -699,9 +1714,9 @@
           <w:rFonts w:ascii="Consolas" w:hAnsi="Consolas" w:cs="Consolas"/>
           <w:sz w:val="21"/>
         </w:rPr>
-        <w:t>build_cage(PIG, 10, 2)</w:t>
+        <w:t>blocks.fill(WATER, pos(5, -1, 1), pos(6, -1, 2),</w:t>
         <w:br/>
-        <w:t>build_cage(RABBIT, 10, 8)</w:t>
+        <w:t xml:space="preserve">    FillOperation.REPLACE)</w:t>
       </w:r>
     </w:p>
     <w:p>
@@ -713,7 +1728,7 @@
         <w:rPr>
           <w:b/>
         </w:rPr>
-        <w:t>Both calls send the same `x`. What is different about the two cages?</w:t>
+        <w:t>The `y` here is `-1`, not `0`. Where does the water go, and why is that better?</w:t>
       </w:r>
     </w:p>
     <w:p>
@@ -781,16 +1796,7 @@
           <w:color w:val="1A4D2E"/>
           <w:sz w:val="30"/>
         </w:rPr>
-        <w:t>3 · Spot the Bug 🐛</w:t>
-      </w:r>
-    </w:p>
-    <w:p>
-      <w:pPr>
-        <w:keepNext/>
-        <w:keepLines/>
-      </w:pPr>
-      <w:r>
-        <w:t>Each block is broken. Read what it should do, rewrite it so it works, then explain why the original was wrong.</w:t>
+        <w:t>4 · Spot the Bug 🐛</w:t>
       </w:r>
     </w:p>
     <w:p>
@@ -805,16 +1811,7 @@
         <w:t>Bug A</w:t>
       </w:r>
       <w:r>
-        <w:t xml:space="preserve"> — This should build a cage with a sheep inside. The sheep appears, but it stands in an </w:t>
-      </w:r>
-      <w:r>
-        <w:rPr>
-          <w:b/>
-        </w:rPr>
-        <w:t>open field</w:t>
-      </w:r>
-      <w:r>
-        <w:t xml:space="preserve"> with no fence around it.</w:t>
+        <w:t xml:space="preserve"> — This should leave a fence ring with a space inside.</w:t>
       </w:r>
     </w:p>
     <w:p>
@@ -830,12 +1827,13 @@
           <w:rFonts w:ascii="Consolas" w:hAnsi="Consolas" w:cs="Consolas"/>
           <w:sz w:val="21"/>
         </w:rPr>
-        <w:t>def build_cage(animal, x, z):</w:t>
+        <w:t>blocks.fill(OAK_FENCE, pos(1, 0, 1), pos(10, 0, 10),</w:t>
         <w:br/>
-        <w:t xml:space="preserve">    mobs.spawn(animal, pos(x + 1, 1, z + 1))</w:t>
+        <w:t xml:space="preserve">    FillOperation.REPLACE)</w:t>
         <w:br/>
+        <w:t>blocks.fill(AIR, pos(1, 0, 1), pos(10, 0, 10),</w:t>
         <w:br/>
-        <w:t>build_cage(SHEEP, 6, 2)</w:t>
+        <w:t xml:space="preserve">    FillOperation.REPLACE)</w:t>
       </w:r>
     </w:p>
     <w:p>
@@ -847,22 +1845,7 @@
         <w:rPr>
           <w:b/>
         </w:rPr>
-        <w:t>Hint:</w:t>
-      </w:r>
-      <w:r>
-        <w:t xml:space="preserve"> the helper exists, but nobody calls it.</w:t>
-      </w:r>
-    </w:p>
-    <w:p>
-      <w:pPr>
-        <w:keepNext/>
-        <w:keepLines/>
-      </w:pPr>
-      <w:r>
-        <w:rPr>
-          <w:b/>
-        </w:rPr>
-        <w:t>Write the fixed code:</w:t>
+        <w:t>What is left, and why?</w:t>
       </w:r>
     </w:p>
     <w:p>
@@ -926,7 +1909,7 @@
         <w:rPr>
           <w:b/>
         </w:rPr>
-        <w:t>Why was it wrong? Why does your fix work?</w:t>
+        <w:t>Write the fixed lines:</w:t>
       </w:r>
     </w:p>
     <w:p>
@@ -993,16 +1976,16 @@
         <w:t>Bug B</w:t>
       </w:r>
       <w:r>
-        <w:t xml:space="preserve"> — Six cages should stand in six different spots. Instead all six animals appear in </w:t>
+        <w:t xml:space="preserve"> — The animal should stand </w:t>
       </w:r>
       <w:r>
         <w:rPr>
           <w:b/>
         </w:rPr>
-        <w:t>one</w:t>
-      </w:r>
-      <w:r>
-        <w:t xml:space="preserve"> cage, on top of each other.</w:t>
+        <w:t>inside</w:t>
+      </w:r>
+      <w:r>
+        <w:t xml:space="preserve"> the cage.</w:t>
       </w:r>
     </w:p>
     <w:p>
@@ -1018,17 +2001,11 @@
           <w:rFonts w:ascii="Consolas" w:hAnsi="Consolas" w:cs="Consolas"/>
           <w:sz w:val="21"/>
         </w:rPr>
-        <w:t>build_cage(CHICKEN, 2, 2)</w:t>
+        <w:t>def build_cage(animal, x, z, x2, z2):</w:t>
         <w:br/>
-        <w:t>build_cage(COW, 2, 2)</w:t>
+        <w:t xml:space="preserve">    fence(OAK_FENCE, x, z, x2, z2)</w:t>
         <w:br/>
-        <w:t>build_cage(PIG, 2, 2)</w:t>
-        <w:br/>
-        <w:t>build_cage(SHEEP, 2, 2)</w:t>
-        <w:br/>
-        <w:t>build_cage(RABBIT, 2, 2)</w:t>
-        <w:br/>
-        <w:t>build_cage(LLAMA, 2, 2)</w:t>
+        <w:t xml:space="preserve">    mobs.spawn(animal, pos(x, 0, z))</w:t>
       </w:r>
     </w:p>
     <w:p>
@@ -1040,22 +2017,7 @@
         <w:rPr>
           <w:b/>
         </w:rPr>
-        <w:t>Hint:</w:t>
-      </w:r>
-      <w:r>
-        <w:t xml:space="preserve"> the helper works. The arguments do not.</w:t>
-      </w:r>
-    </w:p>
-    <w:p>
-      <w:pPr>
-        <w:keepNext/>
-        <w:keepLines/>
-      </w:pPr>
-      <w:r>
-        <w:rPr>
-          <w:b/>
-        </w:rPr>
-        <w:t>Write the fixed code:</w:t>
+        <w:t>Where does the animal end up, and why is that wrong?</w:t>
       </w:r>
     </w:p>
     <w:p>
@@ -1119,7 +2081,7 @@
         <w:rPr>
           <w:b/>
         </w:rPr>
-        <w:t>Why was it wrong? Why does your fix work?</w:t>
+        <w:t>Write the fixed line:</w:t>
       </w:r>
     </w:p>
     <w:p>
@@ -1178,24 +2140,34 @@
       <w:pPr>
         <w:keepNext/>
         <w:keepLines/>
-      </w:pPr>
+        <w:pageBreakBefore/>
+        <w:spacing w:before="40" w:after="120"/>
+      </w:pPr>
+      <w:r>
+        <w:rPr>
+          <w:b/>
+          <w:color w:val="1A4D2E"/>
+          <w:sz w:val="30"/>
+        </w:rPr>
+        <w:t>5 · Build the Petting Zoo 🐑</w:t>
+      </w:r>
+    </w:p>
+    <w:p>
+      <w:pPr>
+        <w:keepNext/>
+        <w:keepLines/>
+      </w:pPr>
+      <w:r>
+        <w:t xml:space="preserve">In your homework world, write </w:t>
+      </w:r>
       <w:r>
         <w:rPr>
           <w:b/>
         </w:rPr>
-        <w:t>Bug C</w:t>
-      </w:r>
-      <w:r>
-        <w:t xml:space="preserve"> — The outer fence should be a ring around the zoo, leaving everything inside it standing. Instead the chicken's cage </w:t>
-      </w:r>
-      <w:r>
-        <w:rPr>
-          <w:b/>
-        </w:rPr>
-        <w:t>disappears</w:t>
-      </w:r>
-      <w:r>
-        <w:t xml:space="preserve"> the moment the outer fence goes up, and the chicken is left standing in the open.</w:t>
+        <w:t>one</w:t>
+      </w:r>
+      <w:r>
+        <w:t xml:space="preserve"> helper and three functions that call it:</w:t>
       </w:r>
     </w:p>
     <w:p>
@@ -1211,20 +2183,13 @@
           <w:rFonts w:ascii="Consolas" w:hAnsi="Consolas" w:cs="Consolas"/>
           <w:sz w:val="21"/>
         </w:rPr>
-        <w:t>def build_fence(fence, x, z, size):</w:t>
+        <w:t>def fence(fence, x, z, x2, z2):</w:t>
         <w:br/>
-        <w:t xml:space="preserve">    corner1 = pos(x, 0, z)</w:t>
+        <w:t>def build_cage(animal, x, z, x2, z2):</w:t>
         <w:br/>
-        <w:t xml:space="preserve">    corner2 = pos(x + size, 0, z + size)</w:t>
+        <w:t>def feed_area(x, z):</w:t>
         <w:br/>
-        <w:t xml:space="preserve">    blocks.fill(fence, corner1, corner2, FillOperation.HOLLOW)</w:t>
-        <w:br/>
-        <w:br/>
-        <w:t>def build_zoo():</w:t>
-        <w:br/>
-        <w:t xml:space="preserve">    build_cage(CHICKEN, 2, 2)</w:t>
-        <w:br/>
-        <w:t xml:space="preserve">    build_fence(OAK_FENCE, 0, 0, 18)</w:t>
+        <w:t>def build_zoo(x, z, x2, z2):</w:t>
       </w:r>
     </w:p>
     <w:p>
@@ -1232,25 +2197,16 @@
         <w:keepNext/>
         <w:keepLines/>
       </w:pPr>
-      <w:r>
-        <w:rPr>
-          <w:b/>
-        </w:rPr>
-        <w:t>Hint:</w:t>
-      </w:r>
-      <w:r>
-        <w:t xml:space="preserve"> </w:t>
-      </w:r>
       <w:r>
         <w:rPr>
           <w:rFonts w:ascii="Consolas" w:hAnsi="Consolas" w:cs="Consolas"/>
           <w:sz w:val="21"/>
           <w:shd w:val="clear" w:fill="EEEEEE"/>
         </w:rPr>
-        <w:t>HOLLOW</w:t>
-      </w:r>
-      <w:r>
-        <w:t xml:space="preserve"> clears the middle of the box to air. </w:t>
+        <w:t>fence</w:t>
+      </w:r>
+      <w:r>
+        <w:t xml:space="preserve"> builds one box: solid fill, then carve the middle to </w:t>
       </w:r>
       <w:r>
         <w:rPr>
@@ -1258,10 +2214,10 @@
           <w:sz w:val="21"/>
           <w:shd w:val="clear" w:fill="EEEEEE"/>
         </w:rPr>
-        <w:t>OUTLINE</w:t>
-      </w:r>
-      <w:r>
-        <w:t xml:space="preserve"> leaves the middle alone. One word, in one place, fixes all seven fences.</w:t>
+        <w:t>AIR</w:t>
+      </w:r>
+      <w:r>
+        <w:t>.</w:t>
       </w:r>
     </w:p>
     <w:p>
@@ -1269,11 +2225,483 @@
         <w:keepNext/>
         <w:keepLines/>
       </w:pPr>
+      <w:r>
+        <w:rPr>
+          <w:rFonts w:ascii="Consolas" w:hAnsi="Consolas" w:cs="Consolas"/>
+          <w:sz w:val="21"/>
+          <w:shd w:val="clear" w:fill="EEEEEE"/>
+        </w:rPr>
+        <w:t>build_cage</w:t>
+      </w:r>
+      <w:r>
+        <w:t xml:space="preserve"> calls </w:t>
+      </w:r>
+      <w:r>
+        <w:rPr>
+          <w:rFonts w:ascii="Consolas" w:hAnsi="Consolas" w:cs="Consolas"/>
+          <w:sz w:val="21"/>
+          <w:shd w:val="clear" w:fill="EEEEEE"/>
+        </w:rPr>
+        <w:t>fence</w:t>
+      </w:r>
+      <w:r>
+        <w:t xml:space="preserve">, puts its animal inside, then calls </w:t>
+      </w:r>
+      <w:r>
+        <w:rPr>
+          <w:rFonts w:ascii="Consolas" w:hAnsi="Consolas" w:cs="Consolas"/>
+          <w:sz w:val="21"/>
+          <w:shd w:val="clear" w:fill="EEEEEE"/>
+        </w:rPr>
+        <w:t>feed_area</w:t>
+      </w:r>
+      <w:r>
+        <w:t>.</w:t>
+      </w:r>
+    </w:p>
+    <w:p>
+      <w:pPr>
+        <w:keepNext/>
+        <w:keepLines/>
+      </w:pPr>
+      <w:r>
+        <w:rPr>
+          <w:rFonts w:ascii="Consolas" w:hAnsi="Consolas" w:cs="Consolas"/>
+          <w:sz w:val="21"/>
+          <w:shd w:val="clear" w:fill="EEEEEE"/>
+        </w:rPr>
+        <w:t>feed_area</w:t>
+      </w:r>
+      <w:r>
+        <w:t xml:space="preserve"> fills </w:t>
+      </w:r>
+      <w:r>
+        <w:rPr>
+          <w:rFonts w:ascii="Consolas" w:hAnsi="Consolas" w:cs="Consolas"/>
+          <w:sz w:val="21"/>
+          <w:shd w:val="clear" w:fill="EEEEEE"/>
+        </w:rPr>
+        <w:t>HAY_BLOCK</w:t>
+      </w:r>
+      <w:r>
+        <w:t xml:space="preserve"> for food and </w:t>
+      </w:r>
+      <w:r>
+        <w:rPr>
+          <w:rFonts w:ascii="Consolas" w:hAnsi="Consolas" w:cs="Consolas"/>
+          <w:sz w:val="21"/>
+          <w:shd w:val="clear" w:fill="EEEEEE"/>
+        </w:rPr>
+        <w:t>WATER</w:t>
+      </w:r>
+      <w:r>
+        <w:t xml:space="preserve"> for drink.</w:t>
+      </w:r>
+    </w:p>
+    <w:p>
+      <w:pPr>
+        <w:keepNext/>
+        <w:keepLines/>
+      </w:pPr>
+      <w:r>
+        <w:rPr>
+          <w:rFonts w:ascii="Consolas" w:hAnsi="Consolas" w:cs="Consolas"/>
+          <w:sz w:val="21"/>
+          <w:shd w:val="clear" w:fill="EEEEEE"/>
+        </w:rPr>
+        <w:t>build_zoo</w:t>
+      </w:r>
+      <w:r>
+        <w:t xml:space="preserve"> calls </w:t>
+      </w:r>
+      <w:r>
+        <w:rPr>
+          <w:rFonts w:ascii="Consolas" w:hAnsi="Consolas" w:cs="Consolas"/>
+          <w:sz w:val="21"/>
+          <w:shd w:val="clear" w:fill="EEEEEE"/>
+        </w:rPr>
+        <w:t>fence</w:t>
+      </w:r>
+      <w:r>
+        <w:t xml:space="preserve"> once for the outer fence, then calls </w:t>
+      </w:r>
+      <w:r>
+        <w:rPr>
+          <w:rFonts w:ascii="Consolas" w:hAnsi="Consolas" w:cs="Consolas"/>
+          <w:sz w:val="21"/>
+          <w:shd w:val="clear" w:fill="EEEEEE"/>
+        </w:rPr>
+        <w:t>build_cage</w:t>
+      </w:r>
+      <w:r>
+        <w:t xml:space="preserve"> </w:t>
+      </w:r>
       <w:r>
         <w:rPr>
           <w:b/>
         </w:rPr>
-        <w:t>Write the fixed code:</w:t>
+        <w:t>six</w:t>
+      </w:r>
+      <w:r>
+        <w:t xml:space="preserve"> times with </w:t>
+      </w:r>
+      <w:r>
+        <w:rPr>
+          <w:b/>
+        </w:rPr>
+        <w:t>six different animals</w:t>
+      </w:r>
+      <w:r>
+        <w:t>.</w:t>
+      </w:r>
+    </w:p>
+    <w:p>
+      <w:pPr>
+        <w:keepNext/>
+        <w:keepLines/>
+      </w:pPr>
+      <w:r>
+        <w:t xml:space="preserve">Only </w:t>
+      </w:r>
+      <w:r>
+        <w:rPr>
+          <w:rFonts w:ascii="Consolas" w:hAnsi="Consolas" w:cs="Consolas"/>
+          <w:sz w:val="21"/>
+          <w:shd w:val="clear" w:fill="EEEEEE"/>
+        </w:rPr>
+        <w:t>fence</w:t>
+      </w:r>
+      <w:r>
+        <w:t xml:space="preserve"> may contain a fence </w:t>
+      </w:r>
+      <w:r>
+        <w:rPr>
+          <w:rFonts w:ascii="Consolas" w:hAnsi="Consolas" w:cs="Consolas"/>
+          <w:sz w:val="21"/>
+          <w:shd w:val="clear" w:fill="EEEEEE"/>
+        </w:rPr>
+        <w:t>blocks.fill</w:t>
+      </w:r>
+      <w:r>
+        <w:t>. Every box comes from that one helper.</w:t>
+      </w:r>
+    </w:p>
+    <w:p>
+      <w:pPr>
+        <w:keepNext/>
+        <w:keepLines/>
+      </w:pPr>
+      <w:r>
+        <w:rPr>
+          <w:b/>
+        </w:rPr>
+        <w:t>Work through these in order — do not skip to step 6.</w:t>
+      </w:r>
+    </w:p>
+    <w:p>
+      <w:pPr>
+        <w:keepNext/>
+        <w:keepLines/>
+      </w:pPr>
+      <w:r>
+        <w:rPr>
+          <w:b/>
+        </w:rPr>
+        <w:t>Step 1.</w:t>
+      </w:r>
+      <w:r>
+        <w:t xml:space="preserve"> Write </w:t>
+      </w:r>
+      <w:r>
+        <w:rPr>
+          <w:rFonts w:ascii="Consolas" w:hAnsi="Consolas" w:cs="Consolas"/>
+          <w:sz w:val="21"/>
+          <w:shd w:val="clear" w:fill="EEEEEE"/>
+        </w:rPr>
+        <w:t>fence</w:t>
+      </w:r>
+      <w:r>
+        <w:t xml:space="preserve"> first. It is the bottom of the chain, so nothing else works until it does.</w:t>
+      </w:r>
+    </w:p>
+    <w:p>
+      <w:pPr>
+        <w:keepNext/>
+        <w:keepLines/>
+      </w:pPr>
+      <w:r>
+        <w:rPr>
+          <w:b/>
+        </w:rPr>
+        <w:t>Step 2.</w:t>
+      </w:r>
+      <w:r>
+        <w:t xml:space="preserve"> Test </w:t>
+      </w:r>
+      <w:r>
+        <w:rPr>
+          <w:rFonts w:ascii="Consolas" w:hAnsi="Consolas" w:cs="Consolas"/>
+          <w:sz w:val="21"/>
+          <w:shd w:val="clear" w:fill="EEEEEE"/>
+        </w:rPr>
+        <w:t>fence</w:t>
+      </w:r>
+      <w:r>
+        <w:t xml:space="preserve"> on its own. Call it once with numbers you can see. Fix it now.</w:t>
+      </w:r>
+    </w:p>
+    <w:p>
+      <w:pPr>
+        <w:keepNext/>
+        <w:keepLines/>
+      </w:pPr>
+      <w:r>
+        <w:rPr>
+          <w:b/>
+        </w:rPr>
+        <w:t>Step 3.</w:t>
+      </w:r>
+      <w:r>
+        <w:t xml:space="preserve"> Write </w:t>
+      </w:r>
+      <w:r>
+        <w:rPr>
+          <w:rFonts w:ascii="Consolas" w:hAnsi="Consolas" w:cs="Consolas"/>
+          <w:sz w:val="21"/>
+          <w:shd w:val="clear" w:fill="EEEEEE"/>
+        </w:rPr>
+        <w:t>build_cage</w:t>
+      </w:r>
+      <w:r>
+        <w:t xml:space="preserve">. Its </w:t>
+      </w:r>
+      <w:r>
+        <w:rPr>
+          <w:b/>
+        </w:rPr>
+        <w:t>first</w:t>
+      </w:r>
+      <w:r>
+        <w:t xml:space="preserve"> line calls </w:t>
+      </w:r>
+      <w:r>
+        <w:rPr>
+          <w:rFonts w:ascii="Consolas" w:hAnsi="Consolas" w:cs="Consolas"/>
+          <w:sz w:val="21"/>
+          <w:shd w:val="clear" w:fill="EEEEEE"/>
+        </w:rPr>
+        <w:t>fence</w:t>
+      </w:r>
+      <w:r>
+        <w:t xml:space="preserve"> — do not fill any blocks in here yourself.</w:t>
+      </w:r>
+    </w:p>
+    <w:p>
+      <w:pPr>
+        <w:keepNext/>
+        <w:keepLines/>
+      </w:pPr>
+      <w:r>
+        <w:rPr>
+          <w:b/>
+        </w:rPr>
+        <w:t>Step 4.</w:t>
+      </w:r>
+      <w:r>
+        <w:t xml:space="preserve"> Add the animal. Middle of the box, not the corner.</w:t>
+      </w:r>
+    </w:p>
+    <w:p>
+      <w:pPr>
+        <w:keepNext/>
+        <w:keepLines/>
+      </w:pPr>
+      <w:r>
+        <w:rPr>
+          <w:b/>
+        </w:rPr>
+        <w:t>Step 5.</w:t>
+      </w:r>
+      <w:r>
+        <w:t xml:space="preserve"> Write </w:t>
+      </w:r>
+      <w:r>
+        <w:rPr>
+          <w:rFonts w:ascii="Consolas" w:hAnsi="Consolas" w:cs="Consolas"/>
+          <w:sz w:val="21"/>
+          <w:shd w:val="clear" w:fill="EEEEEE"/>
+        </w:rPr>
+        <w:t>feed_area</w:t>
+      </w:r>
+      <w:r>
+        <w:t xml:space="preserve">, then call it from the bottom of </w:t>
+      </w:r>
+      <w:r>
+        <w:rPr>
+          <w:rFonts w:ascii="Consolas" w:hAnsi="Consolas" w:cs="Consolas"/>
+          <w:sz w:val="21"/>
+          <w:shd w:val="clear" w:fill="EEEEEE"/>
+        </w:rPr>
+        <w:t>build_cage</w:t>
+      </w:r>
+      <w:r>
+        <w:t>.</w:t>
+      </w:r>
+    </w:p>
+    <w:p>
+      <w:pPr>
+        <w:keepNext/>
+        <w:keepLines/>
+      </w:pPr>
+      <w:r>
+        <w:rPr>
+          <w:b/>
+        </w:rPr>
+        <w:t>Step 6.</w:t>
+      </w:r>
+      <w:r>
+        <w:t xml:space="preserve"> Write </w:t>
+      </w:r>
+      <w:r>
+        <w:rPr>
+          <w:rFonts w:ascii="Consolas" w:hAnsi="Consolas" w:cs="Consolas"/>
+          <w:sz w:val="21"/>
+          <w:shd w:val="clear" w:fill="EEEEEE"/>
+        </w:rPr>
+        <w:t>build_zoo</w:t>
+      </w:r>
+      <w:r>
+        <w:t>. Outer fence first, then the six cages.</w:t>
+      </w:r>
+    </w:p>
+    <w:p>
+      <w:pPr>
+        <w:keepNext/>
+        <w:keepLines/>
+      </w:pPr>
+      <w:r>
+        <w:rPr>
+          <w:b/>
+        </w:rPr>
+        <w:t>Step 7.</w:t>
+      </w:r>
+      <w:r>
+        <w:t xml:space="preserve"> Run it. Walk in. Check every cage has an animal and food.</w:t>
+      </w:r>
+    </w:p>
+    <w:p>
+      <w:pPr>
+        <w:keepNext/>
+        <w:keepLines/>
+      </w:pPr>
+      <w:r>
+        <w:t xml:space="preserve">Animals: </w:t>
+      </w:r>
+      <w:r>
+        <w:rPr>
+          <w:rFonts w:ascii="Consolas" w:hAnsi="Consolas" w:cs="Consolas"/>
+          <w:sz w:val="21"/>
+          <w:shd w:val="clear" w:fill="EEEEEE"/>
+        </w:rPr>
+        <w:t>CHICKEN</w:t>
+      </w:r>
+      <w:r>
+        <w:t xml:space="preserve"> · </w:t>
+      </w:r>
+      <w:r>
+        <w:rPr>
+          <w:rFonts w:ascii="Consolas" w:hAnsi="Consolas" w:cs="Consolas"/>
+          <w:sz w:val="21"/>
+          <w:shd w:val="clear" w:fill="EEEEEE"/>
+        </w:rPr>
+        <w:t>COW</w:t>
+      </w:r>
+      <w:r>
+        <w:t xml:space="preserve"> · </w:t>
+      </w:r>
+      <w:r>
+        <w:rPr>
+          <w:rFonts w:ascii="Consolas" w:hAnsi="Consolas" w:cs="Consolas"/>
+          <w:sz w:val="21"/>
+          <w:shd w:val="clear" w:fill="EEEEEE"/>
+        </w:rPr>
+        <w:t>PIG</w:t>
+      </w:r>
+      <w:r>
+        <w:t xml:space="preserve"> · </w:t>
+      </w:r>
+      <w:r>
+        <w:rPr>
+          <w:rFonts w:ascii="Consolas" w:hAnsi="Consolas" w:cs="Consolas"/>
+          <w:sz w:val="21"/>
+          <w:shd w:val="clear" w:fill="EEEEEE"/>
+        </w:rPr>
+        <w:t>SHEEP</w:t>
+      </w:r>
+      <w:r>
+        <w:t xml:space="preserve"> · </w:t>
+      </w:r>
+      <w:r>
+        <w:rPr>
+          <w:rFonts w:ascii="Consolas" w:hAnsi="Consolas" w:cs="Consolas"/>
+          <w:sz w:val="21"/>
+          <w:shd w:val="clear" w:fill="EEEEEE"/>
+        </w:rPr>
+        <w:t>RABBIT</w:t>
+      </w:r>
+      <w:r>
+        <w:t xml:space="preserve"> · </w:t>
+      </w:r>
+      <w:r>
+        <w:rPr>
+          <w:rFonts w:ascii="Consolas" w:hAnsi="Consolas" w:cs="Consolas"/>
+          <w:sz w:val="21"/>
+          <w:shd w:val="clear" w:fill="EEEEEE"/>
+        </w:rPr>
+        <w:t>LLAMA</w:t>
+      </w:r>
+    </w:p>
+    <w:p>
+      <w:pPr>
+        <w:keepNext/>
+        <w:keepLines/>
+      </w:pPr>
+      <w:r>
+        <w:t>Cage corners that fit — front row and back row:</w:t>
+      </w:r>
+    </w:p>
+    <w:p>
+      <w:pPr>
+        <w:spacing w:before="40" w:after="160"/>
+        <w:ind w:left="288"/>
+        <w:keepNext/>
+        <w:keepLines/>
+        <w:shd w:val="clear" w:fill="F4F4F4"/>
+      </w:pPr>
+      <w:r>
+        <w:rPr>
+          <w:rFonts w:ascii="Consolas" w:hAnsi="Consolas" w:cs="Consolas"/>
+          <w:sz w:val="21"/>
+        </w:rPr>
+        <w:t xml:space="preserve">   z 13-22    [ SHEEP  ]   [ RABBIT ]   [ LLAMA  ]</w:t>
+        <w:br/>
+        <w:br/>
+        <w:t xml:space="preserve">   z  1-10    [ CHICKEN]   [  COW   ]   [  PIG   ]</w:t>
+        <w:br/>
+        <w:br/>
+        <w:t xml:space="preserve">               x 1-10       x 13-22      x 25-34</w:t>
+      </w:r>
+    </w:p>
+    <w:p>
+      <w:pPr>
+        <w:keepNext/>
+        <w:keepLines/>
+      </w:pPr>
+      <w:r>
+        <w:rPr>
+          <w:b/>
+        </w:rPr>
+        <w:t>Write your helper and your three functions:</w:t>
       </w:r>
     </w:p>
     <w:p>
@@ -1318,7 +2746,7 @@
     <w:p>
       <w:pPr>
         <w:spacing w:after="0" w:before="0" w:line="520" w:lineRule="exact"/>
-        <w:keepNext w:val="0"/>
+        <w:keepNext/>
         <w:keepLines/>
         <w:pBdr>
           <w:bottom w:val="single" w:sz="6" w:space="1" w:color="C9C9C9"/>
@@ -1326,18 +2754,6 @@
       </w:pPr>
       <w:r>
         <w:t xml:space="preserve"> </w:t>
-      </w:r>
-    </w:p>
-    <w:p>
-      <w:pPr>
-        <w:keepNext/>
-        <w:keepLines/>
-      </w:pPr>
-      <w:r>
-        <w:rPr>
-          <w:b/>
-        </w:rPr>
-        <w:t>Why was it wrong? Why does your fix work?</w:t>
       </w:r>
     </w:p>
     <w:p>
@@ -1382,7 +2798,7 @@
     <w:p>
       <w:pPr>
         <w:spacing w:after="0" w:before="0" w:line="520" w:lineRule="exact"/>
-        <w:keepNext w:val="0"/>
+        <w:keepNext/>
         <w:keepLines/>
         <w:pBdr>
           <w:bottom w:val="single" w:sz="6" w:space="1" w:color="C9C9C9"/>
@@ -1390,378 +2806,6 @@
       </w:pPr>
       <w:r>
         <w:t xml:space="preserve"> </w:t>
-      </w:r>
-    </w:p>
-    <w:p>
-      <w:pPr>
-        <w:keepNext/>
-        <w:keepLines/>
-        <w:pageBreakBefore/>
-        <w:spacing w:before="40" w:after="120"/>
-      </w:pPr>
-      <w:r>
-        <w:rPr>
-          <w:b/>
-          <w:color w:val="1A4D2E"/>
-          <w:sz w:val="30"/>
-        </w:rPr>
-        <w:t>4 · Build the Petting Zoo 🐑</w:t>
-      </w:r>
-    </w:p>
-    <w:p>
-      <w:pPr>
-        <w:keepNext/>
-        <w:keepLines/>
-      </w:pPr>
-      <w:r>
-        <w:t xml:space="preserve">In your homework world, write </w:t>
-      </w:r>
-      <w:r>
-        <w:rPr>
-          <w:b/>
-        </w:rPr>
-        <w:t>one</w:t>
-      </w:r>
-      <w:r>
-        <w:t xml:space="preserve"> helper and three functions that call it:</w:t>
-      </w:r>
-    </w:p>
-    <w:p>
-      <w:pPr>
-        <w:spacing w:before="40" w:after="160"/>
-        <w:ind w:left="288"/>
-        <w:keepNext/>
-        <w:keepLines/>
-        <w:shd w:val="clear" w:fill="F4F4F4"/>
-      </w:pPr>
-      <w:r>
-        <w:rPr>
-          <w:rFonts w:ascii="Consolas" w:hAnsi="Consolas" w:cs="Consolas"/>
-          <w:sz w:val="21"/>
-        </w:rPr>
-        <w:t>def build_fence(fence, x, z, size):</w:t>
-        <w:br/>
-        <w:t>def build_cage(animal, x, z):</w:t>
-        <w:br/>
-        <w:t>def build_feeding_area(x, z):</w:t>
-        <w:br/>
-        <w:t>def build_zoo():</w:t>
-      </w:r>
-    </w:p>
-    <w:p>
-      <w:pPr>
-        <w:keepNext/>
-        <w:keepLines/>
-      </w:pPr>
-      <w:r>
-        <w:rPr>
-          <w:rFonts w:ascii="Consolas" w:hAnsi="Consolas" w:cs="Consolas"/>
-          <w:sz w:val="21"/>
-          <w:shd w:val="clear" w:fill="EEEEEE"/>
-        </w:rPr>
-        <w:t>build_fence</w:t>
-      </w:r>
-      <w:r>
-        <w:t xml:space="preserve"> builds one fence box with </w:t>
-      </w:r>
-      <w:r>
-        <w:rPr>
-          <w:rFonts w:ascii="Consolas" w:hAnsi="Consolas" w:cs="Consolas"/>
-          <w:sz w:val="21"/>
-          <w:shd w:val="clear" w:fill="EEEEEE"/>
-        </w:rPr>
-        <w:t>FillOperation.OUTLINE</w:t>
-      </w:r>
-      <w:r>
-        <w:t>.</w:t>
-      </w:r>
-    </w:p>
-    <w:p>
-      <w:pPr>
-        <w:keepNext/>
-        <w:keepLines/>
-      </w:pPr>
-      <w:r>
-        <w:rPr>
-          <w:rFonts w:ascii="Consolas" w:hAnsi="Consolas" w:cs="Consolas"/>
-          <w:sz w:val="21"/>
-          <w:shd w:val="clear" w:fill="EEEEEE"/>
-        </w:rPr>
-        <w:t>build_cage</w:t>
-      </w:r>
-      <w:r>
-        <w:t xml:space="preserve"> calls </w:t>
-      </w:r>
-      <w:r>
-        <w:rPr>
-          <w:rFonts w:ascii="Consolas" w:hAnsi="Consolas" w:cs="Consolas"/>
-          <w:sz w:val="21"/>
-          <w:shd w:val="clear" w:fill="EEEEEE"/>
-        </w:rPr>
-        <w:t>build_fence</w:t>
-      </w:r>
-      <w:r>
-        <w:t>, then spawns its animal inside.</w:t>
-      </w:r>
-    </w:p>
-    <w:p>
-      <w:pPr>
-        <w:keepNext/>
-        <w:keepLines/>
-      </w:pPr>
-      <w:r>
-        <w:rPr>
-          <w:rFonts w:ascii="Consolas" w:hAnsi="Consolas" w:cs="Consolas"/>
-          <w:sz w:val="21"/>
-          <w:shd w:val="clear" w:fill="EEEEEE"/>
-        </w:rPr>
-        <w:t>build_feeding_area</w:t>
-      </w:r>
-      <w:r>
-        <w:t xml:space="preserve"> fills </w:t>
-      </w:r>
-      <w:r>
-        <w:rPr>
-          <w:rFonts w:ascii="Consolas" w:hAnsi="Consolas" w:cs="Consolas"/>
-          <w:sz w:val="21"/>
-          <w:shd w:val="clear" w:fill="EEEEEE"/>
-        </w:rPr>
-        <w:t>HAY_BLOCK</w:t>
-      </w:r>
-      <w:r>
-        <w:t xml:space="preserve"> for food and places </w:t>
-      </w:r>
-      <w:r>
-        <w:rPr>
-          <w:rFonts w:ascii="Consolas" w:hAnsi="Consolas" w:cs="Consolas"/>
-          <w:sz w:val="21"/>
-          <w:shd w:val="clear" w:fill="EEEEEE"/>
-        </w:rPr>
-        <w:t>WATER</w:t>
-      </w:r>
-      <w:r>
-        <w:t xml:space="preserve"> for drink.</w:t>
-      </w:r>
-    </w:p>
-    <w:p>
-      <w:pPr>
-        <w:keepNext/>
-        <w:keepLines/>
-      </w:pPr>
-      <w:r>
-        <w:rPr>
-          <w:rFonts w:ascii="Consolas" w:hAnsi="Consolas" w:cs="Consolas"/>
-          <w:sz w:val="21"/>
-          <w:shd w:val="clear" w:fill="EEEEEE"/>
-        </w:rPr>
-        <w:t>build_zoo</w:t>
-      </w:r>
-      <w:r>
-        <w:t xml:space="preserve"> calls </w:t>
-      </w:r>
-      <w:r>
-        <w:rPr>
-          <w:rFonts w:ascii="Consolas" w:hAnsi="Consolas" w:cs="Consolas"/>
-          <w:sz w:val="21"/>
-          <w:shd w:val="clear" w:fill="EEEEEE"/>
-        </w:rPr>
-        <w:t>build_fence</w:t>
-      </w:r>
-      <w:r>
-        <w:t xml:space="preserve"> once for the outer fence, places an </w:t>
-      </w:r>
-      <w:r>
-        <w:rPr>
-          <w:rFonts w:ascii="Consolas" w:hAnsi="Consolas" w:cs="Consolas"/>
-          <w:sz w:val="21"/>
-          <w:shd w:val="clear" w:fill="EEEEEE"/>
-        </w:rPr>
-        <w:t>OAK_FENCE_GATE</w:t>
-      </w:r>
-      <w:r>
-        <w:t xml:space="preserve"> so visitors can walk in, calls </w:t>
-      </w:r>
-      <w:r>
-        <w:rPr>
-          <w:rFonts w:ascii="Consolas" w:hAnsi="Consolas" w:cs="Consolas"/>
-          <w:sz w:val="21"/>
-          <w:shd w:val="clear" w:fill="EEEEEE"/>
-        </w:rPr>
-        <w:t>build_cage</w:t>
-      </w:r>
-      <w:r>
-        <w:t xml:space="preserve"> </w:t>
-      </w:r>
-      <w:r>
-        <w:rPr>
-          <w:b/>
-        </w:rPr>
-        <w:t>six</w:t>
-      </w:r>
-      <w:r>
-        <w:t xml:space="preserve"> times with </w:t>
-      </w:r>
-      <w:r>
-        <w:rPr>
-          <w:b/>
-        </w:rPr>
-        <w:t>six different animals</w:t>
-      </w:r>
-      <w:r>
-        <w:t xml:space="preserve">, and calls </w:t>
-      </w:r>
-      <w:r>
-        <w:rPr>
-          <w:rFonts w:ascii="Consolas" w:hAnsi="Consolas" w:cs="Consolas"/>
-          <w:sz w:val="21"/>
-          <w:shd w:val="clear" w:fill="EEEEEE"/>
-        </w:rPr>
-        <w:t>build_feeding_area</w:t>
-      </w:r>
-      <w:r>
-        <w:t xml:space="preserve"> once.</w:t>
-      </w:r>
-    </w:p>
-    <w:p>
-      <w:pPr>
-        <w:keepNext/>
-        <w:keepLines/>
-      </w:pPr>
-      <w:r>
-        <w:t xml:space="preserve">Only </w:t>
-      </w:r>
-      <w:r>
-        <w:rPr>
-          <w:rFonts w:ascii="Consolas" w:hAnsi="Consolas" w:cs="Consolas"/>
-          <w:sz w:val="21"/>
-          <w:shd w:val="clear" w:fill="EEEEEE"/>
-        </w:rPr>
-        <w:t>build_fence</w:t>
-      </w:r>
-      <w:r>
-        <w:t xml:space="preserve"> may contain a fence </w:t>
-      </w:r>
-      <w:r>
-        <w:rPr>
-          <w:rFonts w:ascii="Consolas" w:hAnsi="Consolas" w:cs="Consolas"/>
-          <w:sz w:val="21"/>
-          <w:shd w:val="clear" w:fill="EEEEEE"/>
-        </w:rPr>
-        <w:t>blocks.fill</w:t>
-      </w:r>
-      <w:r>
-        <w:t>. The cages and the outer fence all come from the helper.</w:t>
-      </w:r>
-    </w:p>
-    <w:p>
-      <w:pPr>
-        <w:keepNext/>
-        <w:keepLines/>
-      </w:pPr>
-      <w:r>
-        <w:t xml:space="preserve">Animals: </w:t>
-      </w:r>
-      <w:r>
-        <w:rPr>
-          <w:rFonts w:ascii="Consolas" w:hAnsi="Consolas" w:cs="Consolas"/>
-          <w:sz w:val="21"/>
-          <w:shd w:val="clear" w:fill="EEEEEE"/>
-        </w:rPr>
-        <w:t>CHICKEN</w:t>
-      </w:r>
-      <w:r>
-        <w:t xml:space="preserve"> · </w:t>
-      </w:r>
-      <w:r>
-        <w:rPr>
-          <w:rFonts w:ascii="Consolas" w:hAnsi="Consolas" w:cs="Consolas"/>
-          <w:sz w:val="21"/>
-          <w:shd w:val="clear" w:fill="EEEEEE"/>
-        </w:rPr>
-        <w:t>COW</w:t>
-      </w:r>
-      <w:r>
-        <w:t xml:space="preserve"> · </w:t>
-      </w:r>
-      <w:r>
-        <w:rPr>
-          <w:rFonts w:ascii="Consolas" w:hAnsi="Consolas" w:cs="Consolas"/>
-          <w:sz w:val="21"/>
-          <w:shd w:val="clear" w:fill="EEEEEE"/>
-        </w:rPr>
-        <w:t>PIG</w:t>
-      </w:r>
-      <w:r>
-        <w:t xml:space="preserve"> · </w:t>
-      </w:r>
-      <w:r>
-        <w:rPr>
-          <w:rFonts w:ascii="Consolas" w:hAnsi="Consolas" w:cs="Consolas"/>
-          <w:sz w:val="21"/>
-          <w:shd w:val="clear" w:fill="EEEEEE"/>
-        </w:rPr>
-        <w:t>SHEEP</w:t>
-      </w:r>
-      <w:r>
-        <w:t xml:space="preserve"> · </w:t>
-      </w:r>
-      <w:r>
-        <w:rPr>
-          <w:rFonts w:ascii="Consolas" w:hAnsi="Consolas" w:cs="Consolas"/>
-          <w:sz w:val="21"/>
-          <w:shd w:val="clear" w:fill="EEEEEE"/>
-        </w:rPr>
-        <w:t>RABBIT</w:t>
-      </w:r>
-      <w:r>
-        <w:t xml:space="preserve"> · </w:t>
-      </w:r>
-      <w:r>
-        <w:rPr>
-          <w:rFonts w:ascii="Consolas" w:hAnsi="Consolas" w:cs="Consolas"/>
-          <w:sz w:val="21"/>
-          <w:shd w:val="clear" w:fill="EEEEEE"/>
-        </w:rPr>
-        <w:t>LLAMA</w:t>
-      </w:r>
-    </w:p>
-    <w:p>
-      <w:pPr>
-        <w:keepNext/>
-        <w:keepLines/>
-      </w:pPr>
-      <w:r>
-        <w:t>Cage spots that fit inside an 18 × 18 zoo — front row and back row:</w:t>
-      </w:r>
-    </w:p>
-    <w:p>
-      <w:pPr>
-        <w:spacing w:before="40" w:after="160"/>
-        <w:ind w:left="288"/>
-        <w:keepNext/>
-        <w:keepLines/>
-        <w:shd w:val="clear" w:fill="F4F4F4"/>
-      </w:pPr>
-      <w:r>
-        <w:rPr>
-          <w:rFonts w:ascii="Consolas" w:hAnsi="Consolas" w:cs="Consolas"/>
-          <w:sz w:val="21"/>
-        </w:rPr>
-        <w:t xml:space="preserve">   (2, 2)    (6, 2)    (10, 2)          feeding area: (14, 4)</w:t>
-        <w:br/>
-        <w:t xml:space="preserve">   (2, 8)    (6, 8)    (10, 8)          gate: pos(9, 0, 0)</w:t>
-      </w:r>
-    </w:p>
-    <w:p>
-      <w:pPr>
-        <w:keepNext/>
-        <w:keepLines/>
-      </w:pPr>
-      <w:r>
-        <w:rPr>
-          <w:b/>
-        </w:rPr>
-        <w:t>Write your helper, your three functions, and the call to `build_zoo`:</w:t>
       </w:r>
     </w:p>
     <w:p>
@@ -1845,7 +2889,7 @@
     <w:p>
       <w:pPr>
         <w:spacing w:after="0" w:before="0" w:line="520" w:lineRule="exact"/>
-        <w:keepNext/>
+        <w:keepNext w:val="0"/>
         <w:keepLines/>
         <w:pBdr>
           <w:bottom w:val="single" w:sz="6" w:space="1" w:color="C9C9C9"/>
@@ -1853,6 +2897,18 @@
       </w:pPr>
       <w:r>
         <w:t xml:space="preserve"> </w:t>
+      </w:r>
+    </w:p>
+    <w:p>
+      <w:pPr>
+        <w:keepNext/>
+        <w:keepLines/>
+      </w:pPr>
+      <w:r>
+        <w:rPr>
+          <w:b/>
+        </w:rPr>
+        <w:t>`fence` is written once. Count how many times it runs when you call `build_zoo`. Explain your number.</w:t>
       </w:r>
     </w:p>
     <w:p>
@@ -1897,7 +2953,7 @@
     <w:p>
       <w:pPr>
         <w:spacing w:after="0" w:before="0" w:line="520" w:lineRule="exact"/>
-        <w:keepNext/>
+        <w:keepNext w:val="0"/>
         <w:keepLines/>
         <w:pBdr>
           <w:bottom w:val="single" w:sz="6" w:space="1" w:color="C9C9C9"/>
@@ -1905,6 +2961,247 @@
       </w:pPr>
       <w:r>
         <w:t xml:space="preserve"> </w:t>
+      </w:r>
+    </w:p>
+    <w:p>
+      <w:pPr>
+        <w:keepNext/>
+        <w:keepLines/>
+        <w:pageBreakBefore/>
+        <w:spacing w:before="40" w:after="120"/>
+      </w:pPr>
+      <w:r>
+        <w:rPr>
+          <w:b/>
+          <w:color w:val="1A4D2E"/>
+          <w:sz w:val="30"/>
+        </w:rPr>
+        <w:t>6 · Show Your Work 📸🎥</w:t>
+      </w:r>
+    </w:p>
+    <w:p>
+      <w:pPr>
+        <w:keepNext/>
+        <w:keepLines/>
+      </w:pPr>
+      <w:r>
+        <w:t xml:space="preserve">Record </w:t>
+      </w:r>
+      <w:r>
+        <w:rPr>
+          <w:b/>
+        </w:rPr>
+        <w:t>one video</w:t>
+      </w:r>
+      <w:r>
+        <w:t xml:space="preserve"> — one take, no stopping (a phone is fine). Show these in order:</w:t>
+      </w:r>
+    </w:p>
+    <w:p>
+      <w:pPr>
+        <w:keepNext/>
+        <w:keepLines/>
+      </w:pPr>
+      <w:r>
+        <w:rPr>
+          <w:b/>
+        </w:rPr>
+        <w:t>1 · Your code.</w:t>
+      </w:r>
+      <w:r>
+        <w:t xml:space="preserve"> Scroll through it. Say what each part does.</w:t>
+      </w:r>
+    </w:p>
+    <w:p>
+      <w:pPr>
+        <w:keepNext/>
+        <w:keepLines/>
+      </w:pPr>
+      <w:r>
+        <w:rPr>
+          <w:b/>
+        </w:rPr>
+        <w:t>2 · Your build.</w:t>
+      </w:r>
+      <w:r>
+        <w:t xml:space="preserve"> Point the camera. Name the parts.</w:t>
+      </w:r>
+    </w:p>
+    <w:p>
+      <w:pPr>
+        <w:keepNext/>
+        <w:keepLines/>
+      </w:pPr>
+      <w:r>
+        <w:rPr>
+          <w:b/>
+        </w:rPr>
+        <w:t>3 · Your helper.</w:t>
+      </w:r>
+      <w:r>
+        <w:t xml:space="preserve"> Point at </w:t>
+      </w:r>
+      <w:r>
+        <w:rPr>
+          <w:rFonts w:ascii="Consolas" w:hAnsi="Consolas" w:cs="Consolas"/>
+          <w:sz w:val="21"/>
+          <w:shd w:val="clear" w:fill="EEEEEE"/>
+        </w:rPr>
+        <w:t>fence</w:t>
+      </w:r>
+      <w:r>
+        <w:t xml:space="preserve"> and say how many times it ran.</w:t>
+      </w:r>
+    </w:p>
+    <w:p>
+      <w:pPr>
+        <w:keepNext/>
+        <w:keepLines/>
+      </w:pPr>
+      <w:r>
+        <w:t>Say these out loud, filling in the blanks:</w:t>
+      </w:r>
+    </w:p>
+    <w:p>
+      <w:pPr>
+        <w:keepNext/>
+        <w:keepLines/>
+        <w:spacing w:after="60"/>
+        <w:ind w:left="504"/>
+      </w:pPr>
+      <w:r>
+        <w:rPr>
+          <w:i/>
+          <w:color w:val="444444"/>
+        </w:rPr>
+        <w:t>Today I built ______.</w:t>
+      </w:r>
+    </w:p>
+    <w:p>
+      <w:pPr>
+        <w:keepNext/>
+        <w:keepLines/>
+        <w:spacing w:after="60"/>
+        <w:ind w:left="504"/>
+      </w:pPr>
+      <w:r>
+        <w:rPr>
+          <w:i/>
+          <w:color w:val="444444"/>
+        </w:rPr>
+        <w:t>I built it using this code: ______.</w:t>
+      </w:r>
+    </w:p>
+    <w:p>
+      <w:pPr>
+        <w:keepNext/>
+        <w:keepLines/>
+        <w:spacing w:after="60"/>
+        <w:ind w:left="504"/>
+      </w:pPr>
+      <w:r>
+        <w:rPr>
+          <w:i/>
+          <w:color w:val="444444"/>
+        </w:rPr>
+        <w:t>In this code I used ______.</w:t>
+      </w:r>
+    </w:p>
+    <w:p>
+      <w:pPr>
+        <w:keepNext/>
+        <w:keepLines/>
+        <w:spacing w:after="60"/>
+        <w:ind w:left="504"/>
+      </w:pPr>
+      <w:r>
+        <w:rPr>
+          <w:i/>
+          <w:color w:val="444444"/>
+        </w:rPr>
+        <w:t>The hardest part was ______.</w:t>
+      </w:r>
+    </w:p>
+    <w:p>
+      <w:pPr>
+        <w:keepNext/>
+        <w:keepLines/>
+        <w:spacing w:after="60"/>
+        <w:ind w:left="504"/>
+      </w:pPr>
+      <w:r>
+        <w:rPr>
+          <w:i/>
+          <w:color w:val="444444"/>
+        </w:rPr>
+        <w:t>That part was hard because ______.</w:t>
+      </w:r>
+    </w:p>
+    <w:p>
+      <w:pPr>
+        <w:keepNext/>
+        <w:keepLines/>
+        <w:spacing w:after="60"/>
+        <w:ind w:left="504"/>
+      </w:pPr>
+      <w:r>
+        <w:rPr>
+          <w:i/>
+          <w:color w:val="444444"/>
+        </w:rPr>
+        <w:t>The most fun part was ______.</w:t>
+      </w:r>
+    </w:p>
+    <w:p>
+      <w:pPr>
+        <w:keepNext/>
+        <w:keepLines/>
+        <w:spacing w:after="60"/>
+        <w:ind w:left="504"/>
+      </w:pPr>
+      <w:r>
+        <w:rPr>
+          <w:i/>
+          <w:color w:val="444444"/>
+        </w:rPr>
+        <w:t>Something new I learned was ______.</w:t>
+      </w:r>
+    </w:p>
+    <w:p>
+      <w:pPr>
+        <w:keepNext/>
+        <w:keepLines/>
+        <w:pageBreakBefore/>
+        <w:spacing w:before="40" w:after="120"/>
+      </w:pPr>
+      <w:r>
+        <w:rPr>
+          <w:b/>
+          <w:color w:val="1A4D2E"/>
+          <w:sz w:val="25"/>
+        </w:rPr>
+        <w:t>Submit ✅</w:t>
+      </w:r>
+    </w:p>
+    <w:p>
+      <w:pPr>
+        <w:keepNext/>
+        <w:keepLines/>
+      </w:pPr>
+      <w:r>
+        <w:t>Send this worksheet + your video to teacher on KakaoTalk.</w:t>
+      </w:r>
+    </w:p>
+    <w:p>
+      <w:pPr>
+        <w:keepNext/>
+        <w:keepLines/>
+      </w:pPr>
+      <w:r>
+        <w:rPr>
+          <w:b/>
+        </w:rPr>
+        <w:t>Write your lines here, then say them in your video.</w:t>
       </w:r>
     </w:p>
     <w:p>
@@ -1949,7 +3246,7 @@
     <w:p>
       <w:pPr>
         <w:spacing w:after="0" w:before="0" w:line="520" w:lineRule="exact"/>
-        <w:keepNext w:val="0"/>
+        <w:keepNext/>
         <w:keepLines/>
         <w:pBdr>
           <w:bottom w:val="single" w:sz="6" w:space="1" w:color="C9C9C9"/>
@@ -1957,196 +3254,6 @@
       </w:pPr>
       <w:r>
         <w:t xml:space="preserve"> </w:t>
-      </w:r>
-    </w:p>
-    <w:p>
-      <w:pPr>
-        <w:keepNext/>
-        <w:keepLines/>
-        <w:pageBreakBefore/>
-        <w:spacing w:before="40" w:after="120"/>
-      </w:pPr>
-      <w:r>
-        <w:rPr>
-          <w:b/>
-          <w:color w:val="1A4D2E"/>
-          <w:sz w:val="30"/>
-        </w:rPr>
-        <w:t>5 · Show Your Work 📸🎥</w:t>
-      </w:r>
-    </w:p>
-    <w:p>
-      <w:pPr>
-        <w:keepNext/>
-        <w:keepLines/>
-      </w:pPr>
-      <w:r>
-        <w:t xml:space="preserve">Record </w:t>
-      </w:r>
-      <w:r>
-        <w:rPr>
-          <w:b/>
-        </w:rPr>
-        <w:t>one video</w:t>
-      </w:r>
-      <w:r>
-        <w:t xml:space="preserve"> — one take, no stopping (a phone is fine). Show these in order:</w:t>
-      </w:r>
-    </w:p>
-    <w:p>
-      <w:pPr>
-        <w:keepNext/>
-        <w:keepLines/>
-      </w:pPr>
-      <w:r>
-        <w:rPr>
-          <w:b/>
-        </w:rPr>
-        <w:t>1 · Your code.</w:t>
-      </w:r>
-      <w:r>
-        <w:t xml:space="preserve"> Scroll through it. Say what each part does.</w:t>
-      </w:r>
-    </w:p>
-    <w:p>
-      <w:pPr>
-        <w:keepNext/>
-        <w:keepLines/>
-      </w:pPr>
-      <w:r>
-        <w:rPr>
-          <w:b/>
-        </w:rPr>
-        <w:t>2 · Your build.</w:t>
-      </w:r>
-      <w:r>
-        <w:t xml:space="preserve"> Point the camera. Name the parts.</w:t>
-      </w:r>
-    </w:p>
-    <w:p>
-      <w:pPr>
-        <w:keepNext/>
-        <w:keepLines/>
-      </w:pPr>
-      <w:r>
-        <w:t>Fill the blanks:</w:t>
-      </w:r>
-    </w:p>
-    <w:p>
-      <w:pPr>
-        <w:keepNext/>
-        <w:keepLines/>
-        <w:spacing w:after="60"/>
-        <w:ind w:left="504"/>
-      </w:pPr>
-      <w:r>
-        <w:rPr>
-          <w:i/>
-          <w:color w:val="444444"/>
-        </w:rPr>
-        <w:t>Today I built ______.</w:t>
-      </w:r>
-    </w:p>
-    <w:p>
-      <w:pPr>
-        <w:keepNext/>
-        <w:keepLines/>
-        <w:spacing w:after="60"/>
-        <w:ind w:left="504"/>
-      </w:pPr>
-      <w:r>
-        <w:rPr>
-          <w:i/>
-          <w:color w:val="444444"/>
-        </w:rPr>
-        <w:t>I built it using this code: ______.</w:t>
-      </w:r>
-    </w:p>
-    <w:p>
-      <w:pPr>
-        <w:keepNext/>
-        <w:keepLines/>
-        <w:spacing w:after="60"/>
-        <w:ind w:left="504"/>
-      </w:pPr>
-      <w:r>
-        <w:rPr>
-          <w:i/>
-          <w:color w:val="444444"/>
-        </w:rPr>
-        <w:t>In this code I used ______.</w:t>
-      </w:r>
-    </w:p>
-    <w:p>
-      <w:pPr>
-        <w:keepNext/>
-        <w:keepLines/>
-        <w:spacing w:after="60"/>
-        <w:ind w:left="504"/>
-      </w:pPr>
-      <w:r>
-        <w:rPr>
-          <w:i/>
-          <w:color w:val="444444"/>
-        </w:rPr>
-        <w:t>The hardest part was ______.</w:t>
-      </w:r>
-    </w:p>
-    <w:p>
-      <w:pPr>
-        <w:keepNext/>
-        <w:keepLines/>
-        <w:spacing w:after="60"/>
-        <w:ind w:left="504"/>
-      </w:pPr>
-      <w:r>
-        <w:rPr>
-          <w:i/>
-          <w:color w:val="444444"/>
-        </w:rPr>
-        <w:t>That part was hard because ______.</w:t>
-      </w:r>
-    </w:p>
-    <w:p>
-      <w:pPr>
-        <w:keepNext/>
-        <w:keepLines/>
-        <w:spacing w:after="60"/>
-        <w:ind w:left="504"/>
-      </w:pPr>
-      <w:r>
-        <w:rPr>
-          <w:i/>
-          <w:color w:val="444444"/>
-        </w:rPr>
-        <w:t>The most fun part was ______.</w:t>
-      </w:r>
-    </w:p>
-    <w:p>
-      <w:pPr>
-        <w:keepNext/>
-        <w:keepLines/>
-        <w:spacing w:after="60"/>
-        <w:ind w:left="504"/>
-      </w:pPr>
-      <w:r>
-        <w:rPr>
-          <w:i/>
-          <w:color w:val="444444"/>
-        </w:rPr>
-        <w:t>Something new I learned was ______.</w:t>
-      </w:r>
-    </w:p>
-    <w:p>
-      <w:pPr>
-        <w:keepNext/>
-        <w:keepLines/>
-      </w:pPr>
-      <w:r>
-        <w:rPr>
-          <w:b/>
-        </w:rPr>
-        <w:t>Write your lines here, then say them in your video.</w:t>
       </w:r>
     </w:p>
     <w:p>
@@ -2178,123 +3285,6 @@
     <w:p>
       <w:pPr>
         <w:spacing w:after="0" w:before="0" w:line="520" w:lineRule="exact"/>
-        <w:keepNext/>
-        <w:keepLines/>
-        <w:pBdr>
-          <w:bottom w:val="single" w:sz="6" w:space="1" w:color="C9C9C9"/>
-        </w:pBdr>
-      </w:pPr>
-      <w:r>
-        <w:t xml:space="preserve"> </w:t>
-      </w:r>
-    </w:p>
-    <w:p>
-      <w:pPr>
-        <w:spacing w:after="0" w:before="0" w:line="520" w:lineRule="exact"/>
-        <w:keepNext/>
-        <w:keepLines/>
-        <w:pBdr>
-          <w:bottom w:val="single" w:sz="6" w:space="1" w:color="C9C9C9"/>
-        </w:pBdr>
-      </w:pPr>
-      <w:r>
-        <w:t xml:space="preserve"> </w:t>
-      </w:r>
-    </w:p>
-    <w:p>
-      <w:pPr>
-        <w:spacing w:after="0" w:before="0" w:line="520" w:lineRule="exact"/>
-        <w:keepNext/>
-        <w:keepLines/>
-        <w:pBdr>
-          <w:bottom w:val="single" w:sz="6" w:space="1" w:color="C9C9C9"/>
-        </w:pBdr>
-      </w:pPr>
-      <w:r>
-        <w:t xml:space="preserve"> </w:t>
-      </w:r>
-    </w:p>
-    <w:p>
-      <w:pPr>
-        <w:spacing w:after="0" w:before="0" w:line="520" w:lineRule="exact"/>
-        <w:keepNext/>
-        <w:keepLines/>
-        <w:pBdr>
-          <w:bottom w:val="single" w:sz="6" w:space="1" w:color="C9C9C9"/>
-        </w:pBdr>
-      </w:pPr>
-      <w:r>
-        <w:t xml:space="preserve"> </w:t>
-      </w:r>
-    </w:p>
-    <w:p>
-      <w:pPr>
-        <w:spacing w:after="0" w:before="0" w:line="520" w:lineRule="exact"/>
-        <w:keepNext/>
-        <w:keepLines/>
-        <w:pBdr>
-          <w:bottom w:val="single" w:sz="6" w:space="1" w:color="C9C9C9"/>
-        </w:pBdr>
-      </w:pPr>
-      <w:r>
-        <w:t xml:space="preserve"> </w:t>
-      </w:r>
-    </w:p>
-    <w:p>
-      <w:pPr>
-        <w:spacing w:after="0" w:before="0" w:line="520" w:lineRule="exact"/>
-        <w:keepNext/>
-        <w:keepLines/>
-        <w:pBdr>
-          <w:bottom w:val="single" w:sz="6" w:space="1" w:color="C9C9C9"/>
-        </w:pBdr>
-      </w:pPr>
-      <w:r>
-        <w:t xml:space="preserve"> </w:t>
-      </w:r>
-    </w:p>
-    <w:p>
-      <w:pPr>
-        <w:spacing w:after="0" w:before="0" w:line="520" w:lineRule="exact"/>
-        <w:keepNext/>
-        <w:keepLines/>
-        <w:pBdr>
-          <w:bottom w:val="single" w:sz="6" w:space="1" w:color="C9C9C9"/>
-        </w:pBdr>
-      </w:pPr>
-      <w:r>
-        <w:t xml:space="preserve"> </w:t>
-      </w:r>
-    </w:p>
-    <w:p>
-      <w:pPr>
-        <w:spacing w:after="0" w:before="0" w:line="520" w:lineRule="exact"/>
-        <w:keepNext/>
-        <w:keepLines/>
-        <w:pBdr>
-          <w:bottom w:val="single" w:sz="6" w:space="1" w:color="C9C9C9"/>
-        </w:pBdr>
-      </w:pPr>
-      <w:r>
-        <w:t xml:space="preserve"> </w:t>
-      </w:r>
-    </w:p>
-    <w:p>
-      <w:pPr>
-        <w:spacing w:after="0" w:before="0" w:line="520" w:lineRule="exact"/>
-        <w:keepNext/>
-        <w:keepLines/>
-        <w:pBdr>
-          <w:bottom w:val="single" w:sz="6" w:space="1" w:color="C9C9C9"/>
-        </w:pBdr>
-      </w:pPr>
-      <w:r>
-        <w:t xml:space="preserve"> </w:t>
-      </w:r>
-    </w:p>
-    <w:p>
-      <w:pPr>
-        <w:spacing w:after="0" w:before="0" w:line="520" w:lineRule="exact"/>
         <w:keepNext w:val="0"/>
         <w:keepLines/>
         <w:pBdr>
@@ -2303,31 +3293,6 @@
       </w:pPr>
       <w:r>
         <w:t xml:space="preserve"> </w:t>
-      </w:r>
-    </w:p>
-    <w:p>
-      <w:pPr>
-        <w:keepNext/>
-        <w:keepLines/>
-        <w:pageBreakBefore/>
-        <w:spacing w:before="40" w:after="120"/>
-      </w:pPr>
-      <w:r>
-        <w:rPr>
-          <w:b/>
-          <w:color w:val="1A4D2E"/>
-          <w:sz w:val="25"/>
-        </w:rPr>
-        <w:t>Submit ✅</w:t>
-      </w:r>
-    </w:p>
-    <w:p>
-      <w:pPr>
-        <w:keepNext w:val="0"/>
-        <w:keepLines/>
-      </w:pPr>
-      <w:r>
-        <w:t>Send this worksheet + your video to teacher on KakaoTalk.</w:t>
       </w:r>
     </w:p>
     <w:sectPr>
